--- a/docs/Licensing_System_Project_Document.docx
+++ b/docs/Licensing_System_Project_Document.docx
@@ -24,7 +24,7 @@
           <w:color w:val="6366F1"/>
           <w:sz w:val="32"/>
         </w:rPr>
-        <w:t>Documento de Proyecto (estilo PMI/PMBOK)</w:t>
+        <w:t>Documento de Cierre de Proyecto (estilo PMI/PMBOK)</w:t>
       </w:r>
     </w:p>
     <w:p>
@@ -36,9 +36,9 @@
           <w:color w:val="555555"/>
           <w:sz w:val="20"/>
         </w:rPr>
-        <w:t>Cubre desde el blueprint original (2026-09-02) hasta el paquete de mejoras de usabilidad E3 (2026-09-13)</w:t>
+        <w:t>Cubre desde el blueprint original (2026-09-02) hasta el cierre del proyecto y lanzamiento público (2026-09-13)</w:t>
         <w:br/>
-        <w:t>Generado: 2026-09-13  ·  Repositorio: github.com/comarcat/licensing-system</w:t>
+        <w:t>Generado: 2026-09-13  ·  Repositorio: github.com/comarcat/licensing-system  ·  Producción: licensing.miautrix.tech / licensing-api.miautrix.tech</w:t>
       </w:r>
     </w:p>
     <w:p>
@@ -69,7 +69,7 @@
     </w:p>
     <w:p>
       <w:r>
-        <w:t>Desde el cierre del slice 1 (2026-09-03), el proyecto se movió de un checkout LAN a GitHub privado, adoptó un tema visual ("Lustro", glassmorphism oscuro), se desplegó por primera vez en infraestructura real (un contenedor LXC Debian 13) y recibió un paquete de 7 mejoras de usabilidad pedidas directamente por el sponsor tras ver el sistema funcionando en vivo. Cada uno de esos hitos se documenta como Change Request en §4.</w:t>
+        <w:t>Desde el cierre del slice 1 (2026-09-03) hasta el cierre formal de este proyecto (2026-09-13), el sistema recorrió todo el camino de brownfield interno a producto público: migró a GitHub, adoptó el tema visual "Lustro", se desplegó por primera vez en infraestructura real (LXC Debian 13), recibió dos paquetes de mejoras pedidos directamente por el sponsor (E3: 7 ítems de usabilidad; E4: CRUD de productos + revocar/archivar licencias), sobrevivió su primera invocación real de /api/activate (que reveló y corrigió un bug crítico de producción — ver D-10), recibió una auditoría completa de /api/checkin que encontró y corrigió tres defectos más (D-11 a D-13), y finalmente se publicó a internet vía Cloudflare Tunnel con TLS de punta a punta (licensing.miautrix.tech / licensing-api.miautrix.tech). Cada hito se documenta como Change Request en §4.</w:t>
       </w:r>
     </w:p>
     <w:p>
@@ -355,7 +355,7 @@
         <w:rPr>
           <w:color w:val="1A233A"/>
         </w:rPr>
-        <w:t>1.2 Estado actual (a la fecha de este documento)</w:t>
+        <w:t>1.2 Estado final al cierre</w:t>
       </w:r>
     </w:p>
     <w:tbl>
@@ -466,7 +466,7 @@
               <w:rPr>
                 <w:sz w:val="19"/>
               </w:rPr>
-              <w:t>381/381 pasando (0 skipped)</w:t>
+              <w:t>426/426 pasando (0 skipped)</w:t>
             </w:r>
           </w:p>
         </w:tc>
@@ -534,7 +534,7 @@
               <w:rPr>
                 <w:sz w:val="19"/>
               </w:rPr>
-              <w:t>LXC Debian 13 (10.11.1.41) — LicensingAdmin (HTTPS, cert autofirmado) + LicensingApi</w:t>
+              <w:t>LXC Debian 13 (10.11.1.41) — LicensingAdmin + LicensingApi</w:t>
             </w:r>
           </w:p>
         </w:tc>
@@ -552,7 +552,7 @@
               <w:rPr>
                 <w:sz w:val="19"/>
               </w:rPr>
-              <w:t>Repositorio</w:t>
+              <w:t>Exposición pública</w:t>
             </w:r>
           </w:p>
         </w:tc>
@@ -568,7 +568,7 @@
               <w:rPr>
                 <w:sz w:val="19"/>
               </w:rPr>
-              <w:t>GitHub privado (github.com/comarcat/licensing-system), main actualizado 2026-09-13</w:t>
+              <w:t>https://licensing.miautrix.tech (Admin) y https://licensing-api.miautrix.tech (API), vía Cloudflare Tunnel, TLS de punta a punta</w:t>
             </w:r>
           </w:p>
         </w:tc>
@@ -586,7 +586,7 @@
               <w:rPr>
                 <w:sz w:val="19"/>
               </w:rPr>
-              <w:t>Change Requests post-cierre de slice 1</w:t>
+              <w:t>Repositorio</w:t>
             </w:r>
           </w:p>
         </w:tc>
@@ -602,7 +602,7 @@
               <w:rPr>
                 <w:sz w:val="19"/>
               </w:rPr>
-              <w:t>5 (ver §4)</w:t>
+              <w:t>GitHub privado (github.com/comarcat/licensing-system), main actualizado 2026-09-13</w:t>
             </w:r>
           </w:p>
         </w:tc>
@@ -620,6 +620,40 @@
               <w:rPr>
                 <w:sz w:val="19"/>
               </w:rPr>
+              <w:t>Change Requests post-cierre de slice 1</w:t>
+            </w:r>
+          </w:p>
+        </w:tc>
+        <w:tc>
+          <w:tcPr>
+            <w:tcW w:type="dxa" w:w="5040"/>
+          </w:tcPr>
+          <w:p>
+            <w:pPr>
+              <w:spacing w:after="40"/>
+            </w:pPr>
+            <w:r>
+              <w:rPr>
+                <w:sz w:val="19"/>
+              </w:rPr>
+              <w:t>9 (ver §4)</w:t>
+            </w:r>
+          </w:p>
+        </w:tc>
+      </w:tr>
+      <w:tr>
+        <w:tc>
+          <w:tcPr>
+            <w:tcW w:type="dxa" w:w="5040"/>
+          </w:tcPr>
+          <w:p>
+            <w:pPr>
+              <w:spacing w:after="40"/>
+            </w:pPr>
+            <w:r>
+              <w:rPr>
+                <w:sz w:val="19"/>
+              </w:rPr>
               <w:t>Defectos reales encontrados y corregidos</w:t>
             </w:r>
           </w:p>
@@ -636,7 +670,41 @@
               <w:rPr>
                 <w:sz w:val="19"/>
               </w:rPr>
-              <w:t>9 (ver §5)</w:t>
+              <w:t>14 (ver §5)</w:t>
+            </w:r>
+          </w:p>
+        </w:tc>
+      </w:tr>
+      <w:tr>
+        <w:tc>
+          <w:tcPr>
+            <w:tcW w:type="dxa" w:w="5040"/>
+          </w:tcPr>
+          <w:p>
+            <w:pPr>
+              <w:spacing w:after="40"/>
+            </w:pPr>
+            <w:r>
+              <w:rPr>
+                <w:sz w:val="19"/>
+              </w:rPr>
+              <w:t>Herramienta de prueba end-to-end</w:t>
+            </w:r>
+          </w:p>
+        </w:tc>
+        <w:tc>
+          <w:tcPr>
+            <w:tcW w:type="dxa" w:w="5040"/>
+          </w:tcPr>
+          <w:p>
+            <w:pPr>
+              <w:spacing w:after="40"/>
+            </w:pPr>
+            <w:r>
+              <w:rPr>
+                <w:sz w:val="19"/>
+              </w:rPr>
+              <w:t>ActivationHelloWorld (consola .NET Windows) — ver §7</w:t>
             </w:r>
           </w:p>
         </w:tc>
@@ -720,12 +788,12 @@
         <w:rPr>
           <w:color w:val="1A233A"/>
         </w:rPr>
-        <w:t>2.2 Non-Goals explícitos del slice 1</w:t>
+        <w:t>2.2 Non-Goals explícitos del slice 1 — estado final</w:t>
       </w:r>
     </w:p>
     <w:p>
       <w:r>
-        <w:t>Estos ítems fueron deliberadamente excluidos del alcance original. Dos de ellos (marcados *) se convirtieron después en Change Requests reales — ver §4.</w:t>
+        <w:t>Estos ítems fueron deliberadamente excluidos del alcance original. Al cierre del proyecto, la mayoría se revirtió: el sponsor los pidió en E3/E4 tras ver el sistema funcionando en vivo, o quedaron obligatorios al exponer la API a internet.</w:t>
       </w:r>
     </w:p>
     <w:tbl>
@@ -736,14 +804,13 @@
         <w:tblLook w:firstColumn="1" w:firstRow="1" w:lastColumn="0" w:lastRow="0" w:noHBand="0" w:noVBand="1" w:val="04A0"/>
       </w:tblPr>
       <w:tblGrid>
-        <w:gridCol w:w="2880"/>
-        <w:gridCol w:w="2880"/>
-        <w:gridCol w:w="2880"/>
+        <w:gridCol w:w="4320"/>
+        <w:gridCol w:w="4320"/>
       </w:tblGrid>
       <w:tr>
         <w:tc>
           <w:tcPr>
-            <w:tcW w:type="dxa" w:w="3744"/>
+            <w:tcW w:type="dxa" w:w="5184"/>
             <w:shd w:fill="1a233a"/>
           </w:tcPr>
           <w:p>
@@ -753,13 +820,13 @@
                 <w:color w:val="FFFFFF"/>
                 <w:sz w:val="19"/>
               </w:rPr>
-              <w:t>No se construía</w:t>
-            </w:r>
-          </w:p>
-        </w:tc>
-        <w:tc>
-          <w:tcPr>
-            <w:tcW w:type="dxa" w:w="3456"/>
+              <w:t>No se construía originalmente</w:t>
+            </w:r>
+          </w:p>
+        </w:tc>
+        <w:tc>
+          <w:tcPr>
+            <w:tcW w:type="dxa" w:w="4896"/>
             <w:shd w:fill="1a233a"/>
           </w:tcPr>
           <w:p>
@@ -769,23 +836,7 @@
                 <w:color w:val="FFFFFF"/>
                 <w:sz w:val="19"/>
               </w:rPr>
-              <w:t>Por qué no entonces</w:t>
-            </w:r>
-          </w:p>
-        </w:tc>
-        <w:tc>
-          <w:tcPr>
-            <w:tcW w:type="dxa" w:w="2880"/>
-            <w:shd w:fill="1a233a"/>
-          </w:tcPr>
-          <w:p>
-            <w:r>
-              <w:rPr>
-                <w:b/>
-                <w:color w:val="FFFFFF"/>
-                <w:sz w:val="19"/>
-              </w:rPr>
-              <w:t>Revisar cuando</w:t>
+              <w:t>Estado al cierre</w:t>
             </w:r>
           </w:p>
         </w:tc>
@@ -793,49 +844,33 @@
       <w:tr>
         <w:tc>
           <w:tcPr>
-            <w:tcW w:type="dxa" w:w="3744"/>
-          </w:tcPr>
-          <w:p>
-            <w:pPr>
-              <w:spacing w:after="40"/>
-            </w:pPr>
-            <w:r>
-              <w:rPr>
-                <w:sz w:val="19"/>
-              </w:rPr>
-              <w:t>Pantalla de Reportes / exportación PDF·XLS *</w:t>
-            </w:r>
-          </w:p>
-        </w:tc>
-        <w:tc>
-          <w:tcPr>
-            <w:tcW w:type="dxa" w:w="3456"/>
-          </w:tcPr>
-          <w:p>
-            <w:pPr>
-              <w:spacing w:after="40"/>
-            </w:pPr>
-            <w:r>
-              <w:rPr>
-                <w:sz w:val="19"/>
-              </w:rPr>
-              <w:t>Nadie la había pedido con datos concretos</w:t>
-            </w:r>
-          </w:p>
-        </w:tc>
-        <w:tc>
-          <w:tcPr>
-            <w:tcW w:type="dxa" w:w="2880"/>
-          </w:tcPr>
-          <w:p>
-            <w:pPr>
-              <w:spacing w:after="40"/>
-            </w:pPr>
-            <w:r>
-              <w:rPr>
-                <w:sz w:val="19"/>
-              </w:rPr>
-              <w:t>Compliance pida exportaciones</w:t>
+            <w:tcW w:type="dxa" w:w="5184"/>
+          </w:tcPr>
+          <w:p>
+            <w:pPr>
+              <w:spacing w:after="40"/>
+            </w:pPr>
+            <w:r>
+              <w:rPr>
+                <w:sz w:val="19"/>
+              </w:rPr>
+              <w:t>Pantalla de Reportes / exportación PDF·XLS</w:t>
+            </w:r>
+          </w:p>
+        </w:tc>
+        <w:tc>
+          <w:tcPr>
+            <w:tcW w:type="dxa" w:w="4896"/>
+          </w:tcPr>
+          <w:p>
+            <w:pPr>
+              <w:spacing w:after="40"/>
+            </w:pPr>
+            <w:r>
+              <w:rPr>
+                <w:sz w:val="19"/>
+              </w:rPr>
+              <w:t>Construido en E3 (export a Excel desde el Dashboard)</w:t>
             </w:r>
           </w:p>
         </w:tc>
@@ -843,49 +878,33 @@
       <w:tr>
         <w:tc>
           <w:tcPr>
-            <w:tcW w:type="dxa" w:w="3744"/>
-          </w:tcPr>
-          <w:p>
-            <w:pPr>
-              <w:spacing w:after="40"/>
-            </w:pPr>
-            <w:r>
-              <w:rPr>
-                <w:sz w:val="19"/>
-              </w:rPr>
-              <w:t>Pantalla de Notification Settings (SMTP) *</w:t>
-            </w:r>
-          </w:p>
-        </w:tc>
-        <w:tc>
-          <w:tcPr>
-            <w:tcW w:type="dxa" w:w="3456"/>
-          </w:tcPr>
-          <w:p>
-            <w:pPr>
-              <w:spacing w:after="40"/>
-            </w:pPr>
-            <w:r>
-              <w:rPr>
-                <w:sz w:val="19"/>
-              </w:rPr>
-              <w:t>El envío de correos no estaba priorizado</w:t>
-            </w:r>
-          </w:p>
-        </w:tc>
-        <w:tc>
-          <w:tcPr>
-            <w:tcW w:type="dxa" w:w="2880"/>
-          </w:tcPr>
-          <w:p>
-            <w:pPr>
-              <w:spacing w:after="40"/>
-            </w:pPr>
-            <w:r>
-              <w:rPr>
-                <w:sz w:val="19"/>
-              </w:rPr>
-              <w:t>Se prioricen las notificaciones</w:t>
+            <w:tcW w:type="dxa" w:w="5184"/>
+          </w:tcPr>
+          <w:p>
+            <w:pPr>
+              <w:spacing w:after="40"/>
+            </w:pPr>
+            <w:r>
+              <w:rPr>
+                <w:sz w:val="19"/>
+              </w:rPr>
+              <w:t>Pantalla de Notification Settings (SMTP)</w:t>
+            </w:r>
+          </w:p>
+        </w:tc>
+        <w:tc>
+          <w:tcPr>
+            <w:tcW w:type="dxa" w:w="4896"/>
+          </w:tcPr>
+          <w:p>
+            <w:pPr>
+              <w:spacing w:after="40"/>
+            </w:pPr>
+            <w:r>
+              <w:rPr>
+                <w:sz w:val="19"/>
+              </w:rPr>
+              <w:t>Construido en E3 (/admin/notifications)</w:t>
             </w:r>
           </w:p>
         </w:tc>
@@ -893,7 +912,7 @@
       <w:tr>
         <w:tc>
           <w:tcPr>
-            <w:tcW w:type="dxa" w:w="3744"/>
+            <w:tcW w:type="dxa" w:w="5184"/>
           </w:tcPr>
           <w:p>
             <w:pPr>
@@ -909,33 +928,17 @@
         </w:tc>
         <w:tc>
           <w:tcPr>
-            <w:tcW w:type="dxa" w:w="3456"/>
-          </w:tcPr>
-          <w:p>
-            <w:pPr>
-              <w:spacing w:after="40"/>
-            </w:pPr>
-            <w:r>
-              <w:rPr>
-                <w:sz w:val="19"/>
-              </w:rPr>
-              <w:t>API aún no expuesta a internet</w:t>
-            </w:r>
-          </w:p>
-        </w:tc>
-        <w:tc>
-          <w:tcPr>
-            <w:tcW w:type="dxa" w:w="2880"/>
-          </w:tcPr>
-          <w:p>
-            <w:pPr>
-              <w:spacing w:after="40"/>
-            </w:pPr>
-            <w:r>
-              <w:rPr>
-                <w:sz w:val="19"/>
-              </w:rPr>
-              <w:t>Antes de exponer la API a internet</w:t>
+            <w:tcW w:type="dxa" w:w="4896"/>
+          </w:tcPr>
+          <w:p>
+            <w:pPr>
+              <w:spacing w:after="40"/>
+            </w:pPr>
+            <w:r>
+              <w:rPr>
+                <w:sz w:val="19"/>
+              </w:rPr>
+              <w:t>Construido — ventana fija de 30 req/min por IP, verificado en vivo (§6)</w:t>
             </w:r>
           </w:p>
         </w:tc>
@@ -943,49 +946,33 @@
       <w:tr>
         <w:tc>
           <w:tcPr>
-            <w:tcW w:type="dxa" w:w="3744"/>
-          </w:tcPr>
-          <w:p>
-            <w:pPr>
-              <w:spacing w:after="40"/>
-            </w:pPr>
-            <w:r>
-              <w:rPr>
-                <w:sz w:val="19"/>
-              </w:rPr>
-              <w:t>Admin llamando a endpoints de la API en vez de la BD directo</w:t>
-            </w:r>
-          </w:p>
-        </w:tc>
-        <w:tc>
-          <w:tcPr>
-            <w:tcW w:type="dxa" w:w="3456"/>
-          </w:tcPr>
-          <w:p>
-            <w:pPr>
-              <w:spacing w:after="40"/>
-            </w:pPr>
-            <w:r>
-              <w:rPr>
-                <w:sz w:val="19"/>
-              </w:rPr>
-              <w:t>Ambas apps comparten host</w:t>
-            </w:r>
-          </w:p>
-        </w:tc>
-        <w:tc>
-          <w:tcPr>
-            <w:tcW w:type="dxa" w:w="2880"/>
-          </w:tcPr>
-          <w:p>
-            <w:pPr>
-              <w:spacing w:after="40"/>
-            </w:pPr>
-            <w:r>
-              <w:rPr>
-                <w:sz w:val="19"/>
-              </w:rPr>
-              <w:t>Admin y API se separen de host</w:t>
+            <w:tcW w:type="dxa" w:w="5184"/>
+          </w:tcPr>
+          <w:p>
+            <w:pPr>
+              <w:spacing w:after="40"/>
+            </w:pPr>
+            <w:r>
+              <w:rPr>
+                <w:sz w:val="19"/>
+              </w:rPr>
+              <w:t>Enforcement duro de MaxActivations</w:t>
+            </w:r>
+          </w:p>
+        </w:tc>
+        <w:tc>
+          <w:tcPr>
+            <w:tcW w:type="dxa" w:w="4896"/>
+          </w:tcPr>
+          <w:p>
+            <w:pPr>
+              <w:spacing w:after="40"/>
+            </w:pPr>
+            <w:r>
+              <w:rPr>
+                <w:sz w:val="19"/>
+              </w:rPr>
+              <w:t>Construido — 409 MaxActivationsReached, verificado en vivo (§6)</w:t>
             </w:r>
           </w:p>
         </w:tc>
@@ -993,49 +980,33 @@
       <w:tr>
         <w:tc>
           <w:tcPr>
-            <w:tcW w:type="dxa" w:w="3744"/>
-          </w:tcPr>
-          <w:p>
-            <w:pPr>
-              <w:spacing w:after="40"/>
-            </w:pPr>
-            <w:r>
-              <w:rPr>
-                <w:sz w:val="19"/>
-              </w:rPr>
-              <w:t>Migraciones EF Core reales (vs. SQL a mano)</w:t>
-            </w:r>
-          </w:p>
-        </w:tc>
-        <w:tc>
-          <w:tcPr>
-            <w:tcW w:type="dxa" w:w="3456"/>
-          </w:tcPr>
-          <w:p>
-            <w:pPr>
-              <w:spacing w:after="40"/>
-            </w:pPr>
-            <w:r>
-              <w:rPr>
-                <w:sz w:val="19"/>
-              </w:rPr>
-              <w:t>Este slice no cambia el esquema</w:t>
-            </w:r>
-          </w:p>
-        </w:tc>
-        <w:tc>
-          <w:tcPr>
-            <w:tcW w:type="dxa" w:w="2880"/>
-          </w:tcPr>
-          <w:p>
-            <w:pPr>
-              <w:spacing w:after="40"/>
-            </w:pPr>
-            <w:r>
-              <w:rPr>
-                <w:sz w:val="19"/>
-              </w:rPr>
-              <w:t>Un slice necesite cambio de esquema real</w:t>
+            <w:tcW w:type="dxa" w:w="5184"/>
+          </w:tcPr>
+          <w:p>
+            <w:pPr>
+              <w:spacing w:after="40"/>
+            </w:pPr>
+            <w:r>
+              <w:rPr>
+                <w:sz w:val="19"/>
+              </w:rPr>
+              <w:t>Admin llamando a endpoints de la API en vez de la BD directo</w:t>
+            </w:r>
+          </w:p>
+        </w:tc>
+        <w:tc>
+          <w:tcPr>
+            <w:tcW w:type="dxa" w:w="4896"/>
+          </w:tcPr>
+          <w:p>
+            <w:pPr>
+              <w:spacing w:after="40"/>
+            </w:pPr>
+            <w:r>
+              <w:rPr>
+                <w:sz w:val="19"/>
+              </w:rPr>
+              <w:t>Sigue abierto — riesgo de arquitectura aceptado, ver §8 R-7</w:t>
             </w:r>
           </w:p>
         </w:tc>
@@ -1043,49 +1014,33 @@
       <w:tr>
         <w:tc>
           <w:tcPr>
-            <w:tcW w:type="dxa" w:w="3744"/>
-          </w:tcPr>
-          <w:p>
-            <w:pPr>
-              <w:spacing w:after="40"/>
-            </w:pPr>
-            <w:r>
-              <w:rPr>
-                <w:sz w:val="19"/>
-              </w:rPr>
-              <w:t>Cambios al contrato /activate, /checkin, ResultCode, license file, regex de clave</w:t>
-            </w:r>
-          </w:p>
-        </w:tc>
-        <w:tc>
-          <w:tcPr>
-            <w:tcW w:type="dxa" w:w="3456"/>
-          </w:tcPr>
-          <w:p>
-            <w:pPr>
-              <w:spacing w:after="40"/>
-            </w:pPr>
-            <w:r>
-              <w:rPr>
-                <w:sz w:val="19"/>
-              </w:rPr>
-              <w:t>Contrato de cable congelado con el DLL cliente</w:t>
-            </w:r>
-          </w:p>
-        </w:tc>
-        <w:tc>
-          <w:tcPr>
-            <w:tcW w:type="dxa" w:w="2880"/>
-          </w:tcPr>
-          <w:p>
-            <w:pPr>
-              <w:spacing w:after="40"/>
-            </w:pPr>
-            <w:r>
-              <w:rPr>
-                <w:sz w:val="19"/>
-              </w:rPr>
-              <w:t>Nunca dentro de este slice</w:t>
+            <w:tcW w:type="dxa" w:w="5184"/>
+          </w:tcPr>
+          <w:p>
+            <w:pPr>
+              <w:spacing w:after="40"/>
+            </w:pPr>
+            <w:r>
+              <w:rPr>
+                <w:sz w:val="19"/>
+              </w:rPr>
+              <w:t>Migraciones EF Core reales (vs. SQL a mano)</w:t>
+            </w:r>
+          </w:p>
+        </w:tc>
+        <w:tc>
+          <w:tcPr>
+            <w:tcW w:type="dxa" w:w="4896"/>
+          </w:tcPr>
+          <w:p>
+            <w:pPr>
+              <w:spacing w:after="40"/>
+            </w:pPr>
+            <w:r>
+              <w:rPr>
+                <w:sz w:val="19"/>
+              </w:rPr>
+              <w:t>Sigue abierto — sin necesidad de cambio de esquema que lo forzara</w:t>
             </w:r>
           </w:p>
         </w:tc>
@@ -1093,49 +1048,33 @@
       <w:tr>
         <w:tc>
           <w:tcPr>
-            <w:tcW w:type="dxa" w:w="3744"/>
-          </w:tcPr>
-          <w:p>
-            <w:pPr>
-              <w:spacing w:after="40"/>
-            </w:pPr>
-            <w:r>
-              <w:rPr>
-                <w:sz w:val="19"/>
-              </w:rPr>
-              <w:t>Suite automatizada de accesibilidad</w:t>
-            </w:r>
-          </w:p>
-        </w:tc>
-        <w:tc>
-          <w:tcPr>
-            <w:tcW w:type="dxa" w:w="3456"/>
-          </w:tcPr>
-          <w:p>
-            <w:pPr>
-              <w:spacing w:after="40"/>
-            </w:pPr>
-            <w:r>
-              <w:rPr>
-                <w:sz w:val="19"/>
-              </w:rPr>
-              <w:t>Coste alto para el valor de este slice</w:t>
-            </w:r>
-          </w:p>
-        </w:tc>
-        <w:tc>
-          <w:tcPr>
-            <w:tcW w:type="dxa" w:w="2880"/>
-          </w:tcPr>
-          <w:p>
-            <w:pPr>
-              <w:spacing w:after="40"/>
-            </w:pPr>
-            <w:r>
-              <w:rPr>
-                <w:sz w:val="19"/>
-              </w:rPr>
-              <w:t>El panel crezca a un público más amplio</w:t>
+            <w:tcW w:type="dxa" w:w="5184"/>
+          </w:tcPr>
+          <w:p>
+            <w:pPr>
+              <w:spacing w:after="40"/>
+            </w:pPr>
+            <w:r>
+              <w:rPr>
+                <w:sz w:val="19"/>
+              </w:rPr>
+              <w:t>Cambios al contrato /activate, /checkin, ResultCode, license file, regex de clave</w:t>
+            </w:r>
+          </w:p>
+        </w:tc>
+        <w:tc>
+          <w:tcPr>
+            <w:tcW w:type="dxa" w:w="4896"/>
+          </w:tcPr>
+          <w:p>
+            <w:pPr>
+              <w:spacing w:after="40"/>
+            </w:pPr>
+            <w:r>
+              <w:rPr>
+                <w:sz w:val="19"/>
+              </w:rPr>
+              <w:t>Contrato de cable se mantuvo estable — sólo se corrigieron bugs de implementación (D-10 a D-13), nunca el contrato en sí</w:t>
             </w:r>
           </w:p>
         </w:tc>
@@ -1143,7 +1082,41 @@
       <w:tr>
         <w:tc>
           <w:tcPr>
-            <w:tcW w:type="dxa" w:w="3744"/>
+            <w:tcW w:type="dxa" w:w="5184"/>
+          </w:tcPr>
+          <w:p>
+            <w:pPr>
+              <w:spacing w:after="40"/>
+            </w:pPr>
+            <w:r>
+              <w:rPr>
+                <w:sz w:val="19"/>
+              </w:rPr>
+              <w:t>Suite automatizada de accesibilidad</w:t>
+            </w:r>
+          </w:p>
+        </w:tc>
+        <w:tc>
+          <w:tcPr>
+            <w:tcW w:type="dxa" w:w="4896"/>
+          </w:tcPr>
+          <w:p>
+            <w:pPr>
+              <w:spacing w:after="40"/>
+            </w:pPr>
+            <w:r>
+              <w:rPr>
+                <w:sz w:val="19"/>
+              </w:rPr>
+              <w:t>Sigue fuera de alcance</w:t>
+            </w:r>
+          </w:p>
+        </w:tc>
+      </w:tr>
+      <w:tr>
+        <w:tc>
+          <w:tcPr>
+            <w:tcW w:type="dxa" w:w="5184"/>
           </w:tcPr>
           <w:p>
             <w:pPr>
@@ -1159,33 +1132,51 @@
         </w:tc>
         <w:tc>
           <w:tcPr>
-            <w:tcW w:type="dxa" w:w="3456"/>
-          </w:tcPr>
-          <w:p>
-            <w:pPr>
-              <w:spacing w:after="40"/>
-            </w:pPr>
-            <w:r>
-              <w:rPr>
-                <w:sz w:val="19"/>
-              </w:rPr>
-              <w:t>Se prefirió tests unitarios + fakes</w:t>
-            </w:r>
-          </w:p>
-        </w:tc>
-        <w:tc>
-          <w:tcPr>
-            <w:tcW w:type="dxa" w:w="2880"/>
-          </w:tcPr>
-          <w:p>
-            <w:pPr>
-              <w:spacing w:after="40"/>
-            </w:pPr>
-            <w:r>
-              <w:rPr>
-                <w:sz w:val="19"/>
-              </w:rPr>
-              <w:t>Un slice necesite garantías end-to-end</w:t>
+            <w:tcW w:type="dxa" w:w="4896"/>
+          </w:tcPr>
+          <w:p>
+            <w:pPr>
+              <w:spacing w:after="40"/>
+            </w:pPr>
+            <w:r>
+              <w:rPr>
+                <w:sz w:val="19"/>
+              </w:rPr>
+              <w:t>Sigue con tests unitarios + EF Core Sqlite in-memory (ver §7) en vez de Postgres real</w:t>
+            </w:r>
+          </w:p>
+        </w:tc>
+      </w:tr>
+      <w:tr>
+        <w:tc>
+          <w:tcPr>
+            <w:tcW w:type="dxa" w:w="5184"/>
+          </w:tcPr>
+          <w:p>
+            <w:pPr>
+              <w:spacing w:after="40"/>
+            </w:pPr>
+            <w:r>
+              <w:rPr>
+                <w:sz w:val="19"/>
+              </w:rPr>
+              <w:t>TLS real / dominio público</w:t>
+            </w:r>
+          </w:p>
+        </w:tc>
+        <w:tc>
+          <w:tcPr>
+            <w:tcW w:type="dxa" w:w="4896"/>
+          </w:tcPr>
+          <w:p>
+            <w:pPr>
+              <w:spacing w:after="40"/>
+            </w:pPr>
+            <w:r>
+              <w:rPr>
+                <w:sz w:val="19"/>
+              </w:rPr>
+              <w:t>Construido — Cloudflare Tunnel + Origin CA cert, ver CR-08/CR-09</w:t>
             </w:r>
           </w:p>
         </w:tc>
@@ -1461,6 +1452,56 @@
                 <w:sz w:val="19"/>
               </w:rPr>
               <w:t>0 — AuthorizationPipelineTests</w:t>
+            </w:r>
+          </w:p>
+        </w:tc>
+      </w:tr>
+      <w:tr>
+        <w:tc>
+          <w:tcPr>
+            <w:tcW w:type="dxa" w:w="4608"/>
+          </w:tcPr>
+          <w:p>
+            <w:pPr>
+              <w:spacing w:after="40"/>
+            </w:pPr>
+            <w:r>
+              <w:rPr>
+                <w:sz w:val="19"/>
+              </w:rPr>
+              <w:t>Activaciones reales que crashean el servidor</w:t>
+            </w:r>
+          </w:p>
+        </w:tc>
+        <w:tc>
+          <w:tcPr>
+            <w:tcW w:type="dxa" w:w="1872"/>
+          </w:tcPr>
+          <w:p>
+            <w:pPr>
+              <w:spacing w:after="40"/>
+            </w:pPr>
+            <w:r>
+              <w:rPr>
+                <w:sz w:val="19"/>
+              </w:rPr>
+              <w:t>0</w:t>
+            </w:r>
+          </w:p>
+        </w:tc>
+        <w:tc>
+          <w:tcPr>
+            <w:tcW w:type="dxa" w:w="3600"/>
+          </w:tcPr>
+          <w:p>
+            <w:pPr>
+              <w:spacing w:after="40"/>
+            </w:pPr>
+            <w:r>
+              <w:rPr>
+                <w:sz w:val="19"/>
+              </w:rPr>
+              <w:t>0 al cierre — 1 encontrada y corregida (D-10), luego 1 más por deriva de hardware (D-13), ambas cerradas y con test de regresión</w:t>
             </w:r>
           </w:p>
         </w:tc>
@@ -2151,7 +2192,7 @@
         <w:rPr>
           <w:color w:val="1A233A"/>
         </w:rPr>
-        <w:t>3.3 Trabajo posterior al cierre del slice 1 (fuera del blueprint original)</w:t>
+        <w:t>3.3 Trabajo posterior al cierre del slice 1</w:t>
       </w:r>
     </w:p>
     <w:tbl>
@@ -2365,6 +2406,210 @@
                 <w:sz w:val="19"/>
               </w:rPr>
               <w:t>Ver detalle en §3.4</w:t>
+            </w:r>
+          </w:p>
+        </w:tc>
+      </w:tr>
+      <w:tr>
+        <w:tc>
+          <w:tcPr>
+            <w:tcW w:type="dxa" w:w="3312"/>
+          </w:tcPr>
+          <w:p>
+            <w:pPr>
+              <w:spacing w:after="40"/>
+            </w:pPr>
+            <w:r>
+              <w:rPr>
+                <w:sz w:val="19"/>
+              </w:rPr>
+              <w:t>Paquete E4 (2 ítems)</w:t>
+            </w:r>
+          </w:p>
+        </w:tc>
+        <w:tc>
+          <w:tcPr>
+            <w:tcW w:type="dxa" w:w="6768"/>
+          </w:tcPr>
+          <w:p>
+            <w:pPr>
+              <w:spacing w:after="40"/>
+            </w:pPr>
+            <w:r>
+              <w:rPr>
+                <w:sz w:val="19"/>
+              </w:rPr>
+              <w:t>Ver detalle en §3.5</w:t>
+            </w:r>
+          </w:p>
+        </w:tc>
+      </w:tr>
+      <w:tr>
+        <w:tc>
+          <w:tcPr>
+            <w:tcW w:type="dxa" w:w="3312"/>
+          </w:tcPr>
+          <w:p>
+            <w:pPr>
+              <w:spacing w:after="40"/>
+            </w:pPr>
+            <w:r>
+              <w:rPr>
+                <w:sz w:val="19"/>
+              </w:rPr>
+              <w:t>Primera activación real + fix crítico</w:t>
+            </w:r>
+          </w:p>
+        </w:tc>
+        <w:tc>
+          <w:tcPr>
+            <w:tcW w:type="dxa" w:w="6768"/>
+          </w:tcPr>
+          <w:p>
+            <w:pPr>
+              <w:spacing w:after="40"/>
+            </w:pPr>
+            <w:r>
+              <w:rPr>
+                <w:sz w:val="19"/>
+              </w:rPr>
+              <w:t>Ver D-10 en §5</w:t>
+            </w:r>
+          </w:p>
+        </w:tc>
+      </w:tr>
+      <w:tr>
+        <w:tc>
+          <w:tcPr>
+            <w:tcW w:type="dxa" w:w="3312"/>
+          </w:tcPr>
+          <w:p>
+            <w:pPr>
+              <w:spacing w:after="40"/>
+            </w:pPr>
+            <w:r>
+              <w:rPr>
+                <w:sz w:val="19"/>
+              </w:rPr>
+              <w:t>Auditoría completa de /api/checkin</w:t>
+            </w:r>
+          </w:p>
+        </w:tc>
+        <w:tc>
+          <w:tcPr>
+            <w:tcW w:type="dxa" w:w="6768"/>
+          </w:tcPr>
+          <w:p>
+            <w:pPr>
+              <w:spacing w:after="40"/>
+            </w:pPr>
+            <w:r>
+              <w:rPr>
+                <w:sz w:val="19"/>
+              </w:rPr>
+              <w:t>Ver D-11 a D-13 en §5</w:t>
+            </w:r>
+          </w:p>
+        </w:tc>
+      </w:tr>
+      <w:tr>
+        <w:tc>
+          <w:tcPr>
+            <w:tcW w:type="dxa" w:w="3312"/>
+          </w:tcPr>
+          <w:p>
+            <w:pPr>
+              <w:spacing w:after="40"/>
+            </w:pPr>
+            <w:r>
+              <w:rPr>
+                <w:sz w:val="19"/>
+              </w:rPr>
+              <w:t>MaxActivations + rate limiting</w:t>
+            </w:r>
+          </w:p>
+        </w:tc>
+        <w:tc>
+          <w:tcPr>
+            <w:tcW w:type="dxa" w:w="6768"/>
+          </w:tcPr>
+          <w:p>
+            <w:pPr>
+              <w:spacing w:after="40"/>
+            </w:pPr>
+            <w:r>
+              <w:rPr>
+                <w:sz w:val="19"/>
+              </w:rPr>
+              <w:t>Ver §6</w:t>
+            </w:r>
+          </w:p>
+        </w:tc>
+      </w:tr>
+      <w:tr>
+        <w:tc>
+          <w:tcPr>
+            <w:tcW w:type="dxa" w:w="3312"/>
+          </w:tcPr>
+          <w:p>
+            <w:pPr>
+              <w:spacing w:after="40"/>
+            </w:pPr>
+            <w:r>
+              <w:rPr>
+                <w:sz w:val="19"/>
+              </w:rPr>
+              <w:t>ActivationHelloWorld</w:t>
+            </w:r>
+          </w:p>
+        </w:tc>
+        <w:tc>
+          <w:tcPr>
+            <w:tcW w:type="dxa" w:w="6768"/>
+          </w:tcPr>
+          <w:p>
+            <w:pPr>
+              <w:spacing w:after="40"/>
+            </w:pPr>
+            <w:r>
+              <w:rPr>
+                <w:sz w:val="19"/>
+              </w:rPr>
+              <w:t>Ver §7</w:t>
+            </w:r>
+          </w:p>
+        </w:tc>
+      </w:tr>
+      <w:tr>
+        <w:tc>
+          <w:tcPr>
+            <w:tcW w:type="dxa" w:w="3312"/>
+          </w:tcPr>
+          <w:p>
+            <w:pPr>
+              <w:spacing w:after="40"/>
+            </w:pPr>
+            <w:r>
+              <w:rPr>
+                <w:sz w:val="19"/>
+              </w:rPr>
+              <w:t>Publicación a internet (Cloudflare Tunnel)</w:t>
+            </w:r>
+          </w:p>
+        </w:tc>
+        <w:tc>
+          <w:tcPr>
+            <w:tcW w:type="dxa" w:w="6768"/>
+          </w:tcPr>
+          <w:p>
+            <w:pPr>
+              <w:spacing w:after="40"/>
+            </w:pPr>
+            <w:r>
+              <w:rPr>
+                <w:sz w:val="19"/>
+              </w:rPr>
+              <w:t>Ver CR-08/CR-09</w:t>
             </w:r>
           </w:p>
         </w:tc>
@@ -2573,7 +2818,7 @@
               <w:rPr>
                 <w:sz w:val="19"/>
               </w:rPr>
-              <w:t>Búsqueda + datos de cliente</w:t>
+              <w:t>Búsqueda + filtros + datos de cliente</w:t>
             </w:r>
           </w:p>
         </w:tc>
@@ -2589,7 +2834,7 @@
               <w:rPr>
                 <w:sz w:val="19"/>
               </w:rPr>
-              <w:t>Licenses.razor y PendingReview.razor</w:t>
+              <w:t>Licenses.razor (MudTable ServerData) y PendingReview.razor</w:t>
             </w:r>
           </w:p>
         </w:tc>
@@ -2739,7 +2984,7 @@
               <w:rPr>
                 <w:sz w:val="19"/>
               </w:rPr>
-              <w:t>"/" — bienvenida + login; Dashboard movido a "/dashboard"</w:t>
+              <w:t>"/" en LicensingAdmin — bienvenida + login; Dashboard movido a "/dashboard"</w:t>
             </w:r>
           </w:p>
         </w:tc>
@@ -2773,7 +3018,7 @@
               <w:rPr>
                 <w:sz w:val="19"/>
               </w:rPr>
-              <w:t>Este documento</w:t>
+              <w:t>Documento de proyecto PMI</w:t>
             </w:r>
           </w:p>
         </w:tc>
@@ -2789,7 +3034,182 @@
               <w:rPr>
                 <w:sz w:val="19"/>
               </w:rPr>
-              <w:t>Documentación de proyecto estilo PMI</w:t>
+              <w:t>Primera versión de este documento</w:t>
+            </w:r>
+          </w:p>
+        </w:tc>
+      </w:tr>
+    </w:tbl>
+    <w:p/>
+    <w:p>
+      <w:pPr>
+        <w:pStyle w:val="Heading2"/>
+      </w:pPr>
+      <w:r>
+        <w:rPr>
+          <w:color w:val="1A233A"/>
+        </w:rPr>
+        <w:t>3.5 Paquete E4 — CRUD de productos y ciclo de vida de licencias (2026-09-13)</w:t>
+      </w:r>
+    </w:p>
+    <w:tbl>
+      <w:tblPr>
+        <w:tblStyle w:val="LightGrid-Accent1"/>
+        <w:tblW w:type="auto" w:w="0"/>
+        <w:jc w:val="center"/>
+        <w:tblLook w:firstColumn="1" w:firstRow="1" w:lastColumn="0" w:lastRow="0" w:noHBand="0" w:noVBand="1" w:val="04A0"/>
+      </w:tblPr>
+      <w:tblGrid>
+        <w:gridCol w:w="2880"/>
+        <w:gridCol w:w="2880"/>
+        <w:gridCol w:w="2880"/>
+      </w:tblGrid>
+      <w:tr>
+        <w:tc>
+          <w:tcPr>
+            <w:tcW w:type="dxa" w:w="576"/>
+            <w:shd w:fill="1a233a"/>
+          </w:tcPr>
+          <w:p>
+            <w:r>
+              <w:rPr>
+                <w:b/>
+                <w:color w:val="FFFFFF"/>
+                <w:sz w:val="19"/>
+              </w:rPr>
+              <w:t>#</w:t>
+            </w:r>
+          </w:p>
+        </w:tc>
+        <w:tc>
+          <w:tcPr>
+            <w:tcW w:type="dxa" w:w="3312"/>
+            <w:shd w:fill="1a233a"/>
+          </w:tcPr>
+          <w:p>
+            <w:r>
+              <w:rPr>
+                <w:b/>
+                <w:color w:val="FFFFFF"/>
+                <w:sz w:val="19"/>
+              </w:rPr>
+              <w:t>Ítem</w:t>
+            </w:r>
+          </w:p>
+        </w:tc>
+        <w:tc>
+          <w:tcPr>
+            <w:tcW w:type="dxa" w:w="6192"/>
+            <w:shd w:fill="1a233a"/>
+          </w:tcPr>
+          <w:p>
+            <w:r>
+              <w:rPr>
+                <w:b/>
+                <w:color w:val="FFFFFF"/>
+                <w:sz w:val="19"/>
+              </w:rPr>
+              <w:t>Entregable</w:t>
+            </w:r>
+          </w:p>
+        </w:tc>
+      </w:tr>
+      <w:tr>
+        <w:tc>
+          <w:tcPr>
+            <w:tcW w:type="dxa" w:w="576"/>
+          </w:tcPr>
+          <w:p>
+            <w:pPr>
+              <w:spacing w:after="40"/>
+            </w:pPr>
+            <w:r>
+              <w:rPr>
+                <w:sz w:val="19"/>
+              </w:rPr>
+              <w:t>8</w:t>
+            </w:r>
+          </w:p>
+        </w:tc>
+        <w:tc>
+          <w:tcPr>
+            <w:tcW w:type="dxa" w:w="3312"/>
+          </w:tcPr>
+          <w:p>
+            <w:pPr>
+              <w:spacing w:after="40"/>
+            </w:pPr>
+            <w:r>
+              <w:rPr>
+                <w:sz w:val="19"/>
+              </w:rPr>
+              <w:t>CRUD de productos</w:t>
+            </w:r>
+          </w:p>
+        </w:tc>
+        <w:tc>
+          <w:tcPr>
+            <w:tcW w:type="dxa" w:w="6192"/>
+          </w:tcPr>
+          <w:p>
+            <w:pPr>
+              <w:spacing w:after="40"/>
+            </w:pPr>
+            <w:r>
+              <w:rPr>
+                <w:sz w:val="19"/>
+              </w:rPr>
+              <w:t>/admin/products — crear/editar/eliminar SoftwareProduct, con ProductInUseException si tiene licencias emitidas</w:t>
+            </w:r>
+          </w:p>
+        </w:tc>
+      </w:tr>
+      <w:tr>
+        <w:tc>
+          <w:tcPr>
+            <w:tcW w:type="dxa" w:w="576"/>
+          </w:tcPr>
+          <w:p>
+            <w:pPr>
+              <w:spacing w:after="40"/>
+            </w:pPr>
+            <w:r>
+              <w:rPr>
+                <w:sz w:val="19"/>
+              </w:rPr>
+              <w:t>9</w:t>
+            </w:r>
+          </w:p>
+        </w:tc>
+        <w:tc>
+          <w:tcPr>
+            <w:tcW w:type="dxa" w:w="3312"/>
+          </w:tcPr>
+          <w:p>
+            <w:pPr>
+              <w:spacing w:after="40"/>
+            </w:pPr>
+            <w:r>
+              <w:rPr>
+                <w:sz w:val="19"/>
+              </w:rPr>
+              <w:t>Revocar / archivar licencias</w:t>
+            </w:r>
+          </w:p>
+        </w:tc>
+        <w:tc>
+          <w:tcPr>
+            <w:tcW w:type="dxa" w:w="6192"/>
+          </w:tcPr>
+          <w:p>
+            <w:pPr>
+              <w:spacing w:after="40"/>
+            </w:pPr>
+            <w:r>
+              <w:rPr>
+                <w:sz w:val="19"/>
+              </w:rPr>
+              <w:t>LicenseLifecycleService (RevokeAsync, SetArchivedAsync) + filtros de búsqueda en Licenses.razor (activo/revocado/archivado)</w:t>
             </w:r>
           </w:p>
         </w:tc>
@@ -2866,7 +3286,7 @@
         </w:tc>
         <w:tc>
           <w:tcPr>
-            <w:tcW w:type="dxa" w:w="2160"/>
+            <w:tcW w:type="dxa" w:w="2016"/>
             <w:shd w:fill="1a233a"/>
           </w:tcPr>
           <w:p>
@@ -2882,7 +3302,7 @@
         </w:tc>
         <w:tc>
           <w:tcPr>
-            <w:tcW w:type="dxa" w:w="5472"/>
+            <w:tcW w:type="dxa" w:w="5616"/>
             <w:shd w:fill="1a233a"/>
           </w:tcPr>
           <w:p>
@@ -2948,7 +3368,7 @@
         </w:tc>
         <w:tc>
           <w:tcPr>
-            <w:tcW w:type="dxa" w:w="2160"/>
+            <w:tcW w:type="dxa" w:w="2016"/>
           </w:tcPr>
           <w:p>
             <w:pPr>
@@ -2964,17 +3384,17 @@
         </w:tc>
         <w:tc>
           <w:tcPr>
-            <w:tcW w:type="dxa" w:w="5472"/>
-          </w:tcPr>
-          <w:p>
-            <w:pPr>
-              <w:spacing w:after="40"/>
-            </w:pPr>
-            <w:r>
-              <w:rPr>
-                <w:sz w:val="19"/>
-              </w:rPr>
-              <w:t>El repo pasa de un bare-git LAN a GitHub privado (github.com/comarcat/licensing-system). Se purgó la credencial histórica Test2020# del historial completo (git filter-repo) antes del push. Se reconstruyeron los 16 tags de checkpoint (el push inicial solo llevó main) emparejando por subject de commit. El checkout de GitHub pasa a ser el canónico de trabajo, reemplazando el checkout LAN.</w:t>
+            <w:tcW w:type="dxa" w:w="5616"/>
+          </w:tcPr>
+          <w:p>
+            <w:pPr>
+              <w:spacing w:after="40"/>
+            </w:pPr>
+            <w:r>
+              <w:rPr>
+                <w:sz w:val="19"/>
+              </w:rPr>
+              <w:t>El repo pasa de un bare-git LAN a GitHub privado. Se purgó la credencial histórica Test2020# del historial completo (git filter-repo) antes del push. Se reconstruyeron los 16 tags de checkpoint emparejando por subject de commit.</w:t>
             </w:r>
           </w:p>
         </w:tc>
@@ -3030,7 +3450,7 @@
         </w:tc>
         <w:tc>
           <w:tcPr>
-            <w:tcW w:type="dxa" w:w="2160"/>
+            <w:tcW w:type="dxa" w:w="2016"/>
           </w:tcPr>
           <w:p>
             <w:pPr>
@@ -3046,17 +3466,17 @@
         </w:tc>
         <w:tc>
           <w:tcPr>
-            <w:tcW w:type="dxa" w:w="5472"/>
-          </w:tcPr>
-          <w:p>
-            <w:pPr>
-              <w:spacing w:after="40"/>
-            </w:pPr>
-            <w:r>
-              <w:rPr>
-                <w:sz w:val="19"/>
-              </w:rPr>
-              <w:t>A partir de un template de referencia (templatemo_624_lustro_slideshow) usado como guía de diseño (no código a copiar), se restyleó LicensingAdmin completo: MudTheme dark glassmorphism, tipografía Space Grotesk/DM Sans/JetBrains Mono, fondo ambiental con gradientes radiales, tarjetas con efecto vidrio.</w:t>
+            <w:tcW w:type="dxa" w:w="5616"/>
+          </w:tcPr>
+          <w:p>
+            <w:pPr>
+              <w:spacing w:after="40"/>
+            </w:pPr>
+            <w:r>
+              <w:rPr>
+                <w:sz w:val="19"/>
+              </w:rPr>
+              <w:t>Restyleo completo de LicensingAdmin: MudTheme dark glassmorphism, tipografía Space Grotesk/DM Sans/JetBrains Mono, fondo ambiental con gradientes radiales, tarjetas con efecto vidrio.</w:t>
             </w:r>
           </w:p>
         </w:tc>
@@ -3112,7 +3532,7 @@
         </w:tc>
         <w:tc>
           <w:tcPr>
-            <w:tcW w:type="dxa" w:w="2160"/>
+            <w:tcW w:type="dxa" w:w="2016"/>
           </w:tcPr>
           <w:p>
             <w:pPr>
@@ -3128,17 +3548,17 @@
         </w:tc>
         <w:tc>
           <w:tcPr>
-            <w:tcW w:type="dxa" w:w="5472"/>
-          </w:tcPr>
-          <w:p>
-            <w:pPr>
-              <w:spacing w:after="40"/>
-            </w:pPr>
-            <w:r>
-              <w:rPr>
-                <w:sz w:val="19"/>
-              </w:rPr>
-              <w:t>Primer despliegue a infraestructura real: contenedor Debian 13 (trixie) en 10.11.1.41, hospedando LicensingAdmin (HTTPS, cert autofirmado) y LicensingApi lado a lado, ambos contra el Postgres remoto ya existente. Scripts de provisioning y despliegue añadidos a infra/.</w:t>
+            <w:tcW w:type="dxa" w:w="5616"/>
+          </w:tcPr>
+          <w:p>
+            <w:pPr>
+              <w:spacing w:after="40"/>
+            </w:pPr>
+            <w:r>
+              <w:rPr>
+                <w:sz w:val="19"/>
+              </w:rPr>
+              <w:t>Primer despliegue a infraestructura real: contenedor Debian 13 en 10.11.1.41, hospedando LicensingAdmin y LicensingApi lado a lado contra el Postgres remoto ya existente.</w:t>
             </w:r>
           </w:p>
         </w:tc>
@@ -3194,7 +3614,7 @@
         </w:tc>
         <w:tc>
           <w:tcPr>
-            <w:tcW w:type="dxa" w:w="2160"/>
+            <w:tcW w:type="dxa" w:w="2016"/>
           </w:tcPr>
           <w:p>
             <w:pPr>
@@ -3210,17 +3630,17 @@
         </w:tc>
         <w:tc>
           <w:tcPr>
-            <w:tcW w:type="dxa" w:w="5472"/>
-          </w:tcPr>
-          <w:p>
-            <w:pPr>
-              <w:spacing w:after="40"/>
-            </w:pPr>
-            <w:r>
-              <w:rPr>
-                <w:sz w:val="19"/>
-              </w:rPr>
-              <w:t>Tras ver el sistema funcionando en vivo, el sponsor pidió: autoservicio de cuenta, configuración SMTP (revierte el Non-Goal original), búsqueda + datos de cliente visibles en Licencias/Pending Review, documento de referencia para su herramienta de activación externa, widget de vencimientos + exportación a Excel (revierte otro Non-Goal original), landing pública, y este documento de proyecto.</w:t>
+            <w:tcW w:type="dxa" w:w="5616"/>
+          </w:tcPr>
+          <w:p>
+            <w:pPr>
+              <w:spacing w:after="40"/>
+            </w:pPr>
+            <w:r>
+              <w:rPr>
+                <w:sz w:val="19"/>
+              </w:rPr>
+              <w:t>Autoservicio de cuenta, configuración SMTP, búsqueda + datos de cliente, documento de referencia DLL, dashboard de vencimientos + export, landing pública, documento de proyecto.</w:t>
             </w:r>
           </w:p>
         </w:tc>
@@ -3236,7 +3656,7 @@
               <w:rPr>
                 <w:sz w:val="19"/>
               </w:rPr>
-              <w:t>En curso — ver §3.4</w:t>
+              <w:t>Cerrado</w:t>
             </w:r>
           </w:p>
         </w:tc>
@@ -3276,7 +3696,7 @@
         </w:tc>
         <w:tc>
           <w:tcPr>
-            <w:tcW w:type="dxa" w:w="2160"/>
+            <w:tcW w:type="dxa" w:w="2016"/>
           </w:tcPr>
           <w:p>
             <w:pPr>
@@ -3292,17 +3712,345 @@
         </w:tc>
         <w:tc>
           <w:tcPr>
-            <w:tcW w:type="dxa" w:w="5472"/>
-          </w:tcPr>
-          <w:p>
-            <w:pPr>
-              <w:spacing w:after="40"/>
-            </w:pPr>
-            <w:r>
-              <w:rPr>
-                <w:sz w:val="19"/>
-              </w:rPr>
-              <w:t>El sponsor pidió mergear a main todo lo que ya estaba corriendo en producción (tema + fixes + infra), en vez de dejarlo repartido en ramas de trabajo.</w:t>
+            <w:tcW w:type="dxa" w:w="5616"/>
+          </w:tcPr>
+          <w:p>
+            <w:pPr>
+              <w:spacing w:after="40"/>
+            </w:pPr>
+            <w:r>
+              <w:rPr>
+                <w:sz w:val="19"/>
+              </w:rPr>
+              <w:t>Mergear a main todo lo que ya estaba corriendo en producción (tema + fixes + infra).</w:t>
+            </w:r>
+          </w:p>
+        </w:tc>
+        <w:tc>
+          <w:tcPr>
+            <w:tcW w:type="dxa" w:w="1152"/>
+          </w:tcPr>
+          <w:p>
+            <w:pPr>
+              <w:spacing w:after="40"/>
+            </w:pPr>
+            <w:r>
+              <w:rPr>
+                <w:sz w:val="19"/>
+              </w:rPr>
+              <w:t>Cerrado</w:t>
+            </w:r>
+          </w:p>
+        </w:tc>
+      </w:tr>
+      <w:tr>
+        <w:tc>
+          <w:tcPr>
+            <w:tcW w:type="dxa" w:w="864"/>
+          </w:tcPr>
+          <w:p>
+            <w:pPr>
+              <w:spacing w:after="40"/>
+            </w:pPr>
+            <w:r>
+              <w:rPr>
+                <w:sz w:val="19"/>
+              </w:rPr>
+              <w:t>CR-06</w:t>
+            </w:r>
+          </w:p>
+        </w:tc>
+        <w:tc>
+          <w:tcPr>
+            <w:tcW w:type="dxa" w:w="1152"/>
+          </w:tcPr>
+          <w:p>
+            <w:pPr>
+              <w:spacing w:after="40"/>
+            </w:pPr>
+            <w:r>
+              <w:rPr>
+                <w:sz w:val="19"/>
+              </w:rPr>
+              <w:t>2026-09-13</w:t>
+            </w:r>
+          </w:p>
+        </w:tc>
+        <w:tc>
+          <w:tcPr>
+            <w:tcW w:type="dxa" w:w="2016"/>
+          </w:tcPr>
+          <w:p>
+            <w:pPr>
+              <w:spacing w:after="40"/>
+            </w:pPr>
+            <w:r>
+              <w:rPr>
+                <w:sz w:val="19"/>
+              </w:rPr>
+              <w:t>Paquete E4 — CRUD productos + revocar/archivar licencias</w:t>
+            </w:r>
+          </w:p>
+        </w:tc>
+        <w:tc>
+          <w:tcPr>
+            <w:tcW w:type="dxa" w:w="5616"/>
+          </w:tcPr>
+          <w:p>
+            <w:pPr>
+              <w:spacing w:after="40"/>
+            </w:pPr>
+            <w:r>
+              <w:rPr>
+                <w:sz w:val="19"/>
+              </w:rPr>
+              <w:t>CRUD completo de SoftwareProduct y ciclo de vida manual de licencias (revocar, archivar) con filtros de búsqueda, pedido explícitamente porque "pensando en miles [de licencias] será difícil de gestionar" solo con la búsqueda existente.</w:t>
+            </w:r>
+          </w:p>
+        </w:tc>
+        <w:tc>
+          <w:tcPr>
+            <w:tcW w:type="dxa" w:w="1152"/>
+          </w:tcPr>
+          <w:p>
+            <w:pPr>
+              <w:spacing w:after="40"/>
+            </w:pPr>
+            <w:r>
+              <w:rPr>
+                <w:sz w:val="19"/>
+              </w:rPr>
+              <w:t>Cerrado</w:t>
+            </w:r>
+          </w:p>
+        </w:tc>
+      </w:tr>
+      <w:tr>
+        <w:tc>
+          <w:tcPr>
+            <w:tcW w:type="dxa" w:w="864"/>
+          </w:tcPr>
+          <w:p>
+            <w:pPr>
+              <w:spacing w:after="40"/>
+            </w:pPr>
+            <w:r>
+              <w:rPr>
+                <w:sz w:val="19"/>
+              </w:rPr>
+              <w:t>CR-07</w:t>
+            </w:r>
+          </w:p>
+        </w:tc>
+        <w:tc>
+          <w:tcPr>
+            <w:tcW w:type="dxa" w:w="1152"/>
+          </w:tcPr>
+          <w:p>
+            <w:pPr>
+              <w:spacing w:after="40"/>
+            </w:pPr>
+            <w:r>
+              <w:rPr>
+                <w:sz w:val="19"/>
+              </w:rPr>
+              <w:t>2026-09-13</w:t>
+            </w:r>
+          </w:p>
+        </w:tc>
+        <w:tc>
+          <w:tcPr>
+            <w:tcW w:type="dxa" w:w="2016"/>
+          </w:tcPr>
+          <w:p>
+            <w:pPr>
+              <w:spacing w:after="40"/>
+            </w:pPr>
+            <w:r>
+              <w:rPr>
+                <w:sz w:val="19"/>
+              </w:rPr>
+              <w:t>Autorización para probar /api/activate en producción</w:t>
+            </w:r>
+          </w:p>
+        </w:tc>
+        <w:tc>
+          <w:tcPr>
+            <w:tcW w:type="dxa" w:w="5616"/>
+          </w:tcPr>
+          <w:p>
+            <w:pPr>
+              <w:spacing w:after="40"/>
+            </w:pPr>
+            <w:r>
+              <w:rPr>
+                <w:sz w:val="19"/>
+              </w:rPr>
+              <w:t>El sponsor autorizó explícitamente ("yes, try /api/activate end to end") la primera invocación real del endpoint de activación contra producción, con hardware IDs de prueba claramente etiquetados. Esto reveló el defecto crítico D-10.</w:t>
+            </w:r>
+          </w:p>
+        </w:tc>
+        <w:tc>
+          <w:tcPr>
+            <w:tcW w:type="dxa" w:w="1152"/>
+          </w:tcPr>
+          <w:p>
+            <w:pPr>
+              <w:spacing w:after="40"/>
+            </w:pPr>
+            <w:r>
+              <w:rPr>
+                <w:sz w:val="19"/>
+              </w:rPr>
+              <w:t>Cerrado — ver D-10</w:t>
+            </w:r>
+          </w:p>
+        </w:tc>
+      </w:tr>
+      <w:tr>
+        <w:tc>
+          <w:tcPr>
+            <w:tcW w:type="dxa" w:w="864"/>
+          </w:tcPr>
+          <w:p>
+            <w:pPr>
+              <w:spacing w:after="40"/>
+            </w:pPr>
+            <w:r>
+              <w:rPr>
+                <w:sz w:val="19"/>
+              </w:rPr>
+              <w:t>CR-08</w:t>
+            </w:r>
+          </w:p>
+        </w:tc>
+        <w:tc>
+          <w:tcPr>
+            <w:tcW w:type="dxa" w:w="1152"/>
+          </w:tcPr>
+          <w:p>
+            <w:pPr>
+              <w:spacing w:after="40"/>
+            </w:pPr>
+            <w:r>
+              <w:rPr>
+                <w:sz w:val="19"/>
+              </w:rPr>
+              <w:t>2026-09-13</w:t>
+            </w:r>
+          </w:p>
+        </w:tc>
+        <w:tc>
+          <w:tcPr>
+            <w:tcW w:type="dxa" w:w="2016"/>
+          </w:tcPr>
+          <w:p>
+            <w:pPr>
+              <w:spacing w:after="40"/>
+            </w:pPr>
+            <w:r>
+              <w:rPr>
+                <w:sz w:val="19"/>
+              </w:rPr>
+              <w:t>Auditoría completa de la API + cierre del proyecto</w:t>
+            </w:r>
+          </w:p>
+        </w:tc>
+        <w:tc>
+          <w:tcPr>
+            <w:tcW w:type="dxa" w:w="5616"/>
+          </w:tcPr>
+          <w:p>
+            <w:pPr>
+              <w:spacing w:after="40"/>
+            </w:pPr>
+            <w:r>
+              <w:rPr>
+                <w:sz w:val="19"/>
+              </w:rPr>
+              <w:t>"test everything else on the API and let's review if there is something pending to close this project": auditoría completa de /api/checkin (encontró D-11 a D-13), enforcement duro de MaxActivations, rate limiting por IP, y construcción de ActivationHelloWorld (arnés de prueba de ciclo de vida completo).</w:t>
+            </w:r>
+          </w:p>
+        </w:tc>
+        <w:tc>
+          <w:tcPr>
+            <w:tcW w:type="dxa" w:w="1152"/>
+          </w:tcPr>
+          <w:p>
+            <w:pPr>
+              <w:spacing w:after="40"/>
+            </w:pPr>
+            <w:r>
+              <w:rPr>
+                <w:sz w:val="19"/>
+              </w:rPr>
+              <w:t>Cerrado — ver §5, §6, §7</w:t>
+            </w:r>
+          </w:p>
+        </w:tc>
+      </w:tr>
+      <w:tr>
+        <w:tc>
+          <w:tcPr>
+            <w:tcW w:type="dxa" w:w="864"/>
+          </w:tcPr>
+          <w:p>
+            <w:pPr>
+              <w:spacing w:after="40"/>
+            </w:pPr>
+            <w:r>
+              <w:rPr>
+                <w:sz w:val="19"/>
+              </w:rPr>
+              <w:t>CR-09</w:t>
+            </w:r>
+          </w:p>
+        </w:tc>
+        <w:tc>
+          <w:tcPr>
+            <w:tcW w:type="dxa" w:w="1152"/>
+          </w:tcPr>
+          <w:p>
+            <w:pPr>
+              <w:spacing w:after="40"/>
+            </w:pPr>
+            <w:r>
+              <w:rPr>
+                <w:sz w:val="19"/>
+              </w:rPr>
+              <w:t>2026-09-13</w:t>
+            </w:r>
+          </w:p>
+        </w:tc>
+        <w:tc>
+          <w:tcPr>
+            <w:tcW w:type="dxa" w:w="2016"/>
+          </w:tcPr>
+          <w:p>
+            <w:pPr>
+              <w:spacing w:after="40"/>
+            </w:pPr>
+            <w:r>
+              <w:rPr>
+                <w:sz w:val="19"/>
+              </w:rPr>
+              <w:t>Publicación a internet vía Cloudflare Tunnel</w:t>
+            </w:r>
+          </w:p>
+        </w:tc>
+        <w:tc>
+          <w:tcPr>
+            <w:tcW w:type="dxa" w:w="5616"/>
+          </w:tcPr>
+          <w:p>
+            <w:pPr>
+              <w:spacing w:after="40"/>
+            </w:pPr>
+            <w:r>
+              <w:rPr>
+                <w:sz w:val="19"/>
+              </w:rPr>
+              <w:t>Exposición pública de ambas apps: licensing.miautrix.tech (Admin) y licensing-api.miautrix.tech (API), con TLS de punta a punta (Cloudflare Origin CA cert reemplazando el certificado autofirmado). Incluyó diagnóstico y resolución de 3 problemas de configuración de Cloudflare (ver D-14 a D-16) y el rediseño de las páginas raíz de ambas apps (landing simplificada + página de contacto con redirección automática).</w:t>
             </w:r>
           </w:p>
         </w:tc>
@@ -3343,7 +4091,7 @@
     </w:p>
     <w:p>
       <w:r>
-        <w:t>Defectos reales encontrados durante la construcción, el despliegue o la verificación manual — no incluye hallazgos de security-auditor ya cerrados dentro de una tarea individual (esos viven en review/*.md por tarea); esta lista es para defectos que cruzaron una tarea, aparecieron en producción, o se descubrieron por verificación en vivo contra infraestructura real.</w:t>
+        <w:t>Defectos reales encontrados durante la construcción, el despliegue o la verificación en vivo contra infraestructura real — no incluye hallazgos de security-auditor ya cerrados dentro de una tarea individual (esos viven en review/*.md por tarea).</w:t>
       </w:r>
     </w:p>
     <w:tbl>
@@ -3379,7 +4127,7 @@
         </w:tc>
         <w:tc>
           <w:tcPr>
-            <w:tcW w:type="dxa" w:w="720"/>
+            <w:tcW w:type="dxa" w:w="864"/>
             <w:shd w:fill="1a233a"/>
           </w:tcPr>
           <w:p>
@@ -3395,7 +4143,7 @@
         </w:tc>
         <w:tc>
           <w:tcPr>
-            <w:tcW w:type="dxa" w:w="2304"/>
+            <w:tcW w:type="dxa" w:w="2160"/>
             <w:shd w:fill="1a233a"/>
           </w:tcPr>
           <w:p>
@@ -3461,7 +4209,7 @@
         </w:tc>
         <w:tc>
           <w:tcPr>
-            <w:tcW w:type="dxa" w:w="720"/>
+            <w:tcW w:type="dxa" w:w="864"/>
           </w:tcPr>
           <w:p>
             <w:pPr>
@@ -3477,17 +4225,17 @@
         </w:tc>
         <w:tc>
           <w:tcPr>
-            <w:tcW w:type="dxa" w:w="2304"/>
-          </w:tcPr>
-          <w:p>
-            <w:pPr>
-              <w:spacing w:after="40"/>
-            </w:pPr>
-            <w:r>
-              <w:rPr>
-                <w:sz w:val="19"/>
-              </w:rPr>
-              <w:t>AdminSeeder AdminSeederStartAsyncGapTests con [Fact(Skip=...)]</w:t>
+            <w:tcW w:type="dxa" w:w="2160"/>
+          </w:tcPr>
+          <w:p>
+            <w:pPr>
+              <w:spacing w:after="40"/>
+            </w:pPr>
+            <w:r>
+              <w:rPr>
+                <w:sz w:val="19"/>
+              </w:rPr>
+              <w:t>AdminSeeder test con [Fact(Skip=...)]</w:t>
             </w:r>
           </w:p>
         </w:tc>
@@ -3503,7 +4251,7 @@
               <w:rPr>
                 <w:sz w:val="19"/>
               </w:rPr>
-              <w:t>El tester dejó un test marcado Skip como ancla de documentación; un test saltado rompe el criterio "0 skipped" del cierre del slice.</w:t>
+              <w:t>Un test saltado rompía el criterio "0 skipped" del cierre del slice.</w:t>
             </w:r>
           </w:p>
         </w:tc>
@@ -3519,7 +4267,7 @@
               <w:rPr>
                 <w:sz w:val="19"/>
               </w:rPr>
-              <w:t>Eliminado; el hueco de cobertura queda documentado en el docstring de AdminSeederTests.cs y en el paso manual 14. Confirmado por el Arquitecto como decisión correcta.</w:t>
+              <w:t>Eliminado; hueco documentado en docstring + paso manual 14.</w:t>
             </w:r>
           </w:p>
         </w:tc>
@@ -3543,7 +4291,7 @@
         </w:tc>
         <w:tc>
           <w:tcPr>
-            <w:tcW w:type="dxa" w:w="720"/>
+            <w:tcW w:type="dxa" w:w="864"/>
           </w:tcPr>
           <w:p>
             <w:pPr>
@@ -3559,17 +4307,17 @@
         </w:tc>
         <w:tc>
           <w:tcPr>
-            <w:tcW w:type="dxa" w:w="2304"/>
-          </w:tcPr>
-          <w:p>
-            <w:pPr>
-              <w:spacing w:after="40"/>
-            </w:pPr>
-            <w:r>
-              <w:rPr>
-                <w:sz w:val="19"/>
-              </w:rPr>
-              <w:t>MUD0002 / xUnit2012 bloqueaban -warnaserror en el cierre</w:t>
+            <w:tcW w:type="dxa" w:w="2160"/>
+          </w:tcPr>
+          <w:p>
+            <w:pPr>
+              <w:spacing w:after="40"/>
+            </w:pPr>
+            <w:r>
+              <w:rPr>
+                <w:sz w:val="19"/>
+              </w:rPr>
+              <w:t>MUD0002 / xUnit2012 bloqueaban -warnaserror</w:t>
             </w:r>
           </w:p>
         </w:tc>
@@ -3585,7 +4333,7 @@
               <w:rPr>
                 <w:sz w:val="19"/>
               </w:rPr>
-              <w:t>PendingReview.razor usaba MudGrid AlignItems (parámetro inexistente); CurrentAdminEmailEdgeCasesTests.cs usaba Assert.True(...Any(...)) en vez de Assert.Contains.</w:t>
+              <w:t>MudGrid AlignItems inexistente; Assert.True(...Any()) en vez de Assert.Contains.</w:t>
             </w:r>
           </w:p>
         </w:tc>
@@ -3601,7 +4349,7 @@
               <w:rPr>
                 <w:sz w:val="19"/>
               </w:rPr>
-              <w:t>PendingReview.razor → Class="align-center"; test → Assert.Contains. Ninguno introducido por una rama de tarea — preexistentes, incorporados al alcance oficial de E2-T8.</w:t>
+              <w:t>Corregidos, incorporados al cierre de E2-T8.</w:t>
             </w:r>
           </w:p>
         </w:tc>
@@ -3625,7 +4373,7 @@
         </w:tc>
         <w:tc>
           <w:tcPr>
-            <w:tcW w:type="dxa" w:w="720"/>
+            <w:tcW w:type="dxa" w:w="864"/>
           </w:tcPr>
           <w:p>
             <w:pPr>
@@ -3641,7 +4389,7 @@
         </w:tc>
         <w:tc>
           <w:tcPr>
-            <w:tcW w:type="dxa" w:w="2304"/>
+            <w:tcW w:type="dxa" w:w="2160"/>
           </w:tcPr>
           <w:p>
             <w:pPr>
@@ -3667,7 +4415,7 @@
               <w:rPr>
                 <w:sz w:val="19"/>
               </w:rPr>
-              <w:t>El push inicial a GitHub solo llevó main; los 16 tags step-* quedaron solo en el bare LAN.</w:t>
+              <w:t>El push inicial solo llevó main; los 16 tags quedaron en el bare LAN.</w:t>
             </w:r>
           </w:p>
         </w:tc>
@@ -3683,7 +4431,7 @@
               <w:rPr>
                 <w:sz w:val="19"/>
               </w:rPr>
-              <w:t>Reconstruidos emparejando por subject de commit (git filter-repo preserva mensajes de commit aunque reescriba SHAs) y empujados con confirmación explícita del usuario.</w:t>
+              <w:t>Reconstruidos emparejando por subject de commit.</w:t>
             </w:r>
           </w:p>
         </w:tc>
@@ -3707,7 +4455,7 @@
         </w:tc>
         <w:tc>
           <w:tcPr>
-            <w:tcW w:type="dxa" w:w="720"/>
+            <w:tcW w:type="dxa" w:w="864"/>
           </w:tcPr>
           <w:p>
             <w:pPr>
@@ -3723,7 +4471,7 @@
         </w:tc>
         <w:tc>
           <w:tcPr>
-            <w:tcW w:type="dxa" w:w="2304"/>
+            <w:tcW w:type="dxa" w:w="2160"/>
           </w:tcPr>
           <w:p>
             <w:pPr>
@@ -3749,7 +4497,7 @@
               <w:rPr>
                 <w:sz w:val="19"/>
               </w:rPr>
-              <w:t>Solo ToTable(...) mapeaba nombres de tabla; EF generaba SQL con columnas PascalCase ("Id", "Email"...) contra un esquema real en snake_case. Cualquier escritura real fallaba con 42703. Nunca detectado por los 366 tests (no tocan Postgres real) — solo apareció en la verificación manual del paso 14, precisamente el propósito de ese paso.</w:t>
+              <w:t>EF generaba SQL con columnas PascalCase contra un esquema real en snake_case; cualquier escritura real fallaba con 42703. Ningún test lo detectó (no tocan Postgres real) — solo apareció en la verificación manual del paso 14.</w:t>
             </w:r>
           </w:p>
         </w:tc>
@@ -3789,7 +4537,7 @@
         </w:tc>
         <w:tc>
           <w:tcPr>
-            <w:tcW w:type="dxa" w:w="720"/>
+            <w:tcW w:type="dxa" w:w="864"/>
           </w:tcPr>
           <w:p>
             <w:pPr>
@@ -3805,7 +4553,7 @@
         </w:tc>
         <w:tc>
           <w:tcPr>
-            <w:tcW w:type="dxa" w:w="2304"/>
+            <w:tcW w:type="dxa" w:w="2160"/>
           </w:tcPr>
           <w:p>
             <w:pPr>
@@ -3831,7 +4579,7 @@
               <w:rPr>
                 <w:sz w:val="19"/>
               </w:rPr>
-              <w:t>MainLayout.razor no registraba &lt;MudPopoverProvider /&gt;; la pantalla de emitir licencia (usa date picker) crasheaba al renderizar.</w:t>
+              <w:t>La pantalla de emitir licencia (date picker) crasheaba al renderizar.</w:t>
             </w:r>
           </w:p>
         </w:tc>
@@ -3871,7 +4619,7 @@
         </w:tc>
         <w:tc>
           <w:tcPr>
-            <w:tcW w:type="dxa" w:w="720"/>
+            <w:tcW w:type="dxa" w:w="864"/>
           </w:tcPr>
           <w:p>
             <w:pPr>
@@ -3887,7 +4635,7 @@
         </w:tc>
         <w:tc>
           <w:tcPr>
-            <w:tcW w:type="dxa" w:w="2304"/>
+            <w:tcW w:type="dxa" w:w="2160"/>
           </w:tcPr>
           <w:p>
             <w:pPr>
@@ -3913,7 +4661,7 @@
               <w:rPr>
                 <w:sz w:val="19"/>
               </w:rPr>
-              <w:t>Ninguna de las dos apps llama UseSystemd()/sd_notify; Type=notify esperaba una señal que nunca llegaba y systemd mataba procesos sanos tras el timeout.</w:t>
+              <w:t>Ninguna app llama UseSystemd()/sd_notify; systemd mataba procesos sanos tras el timeout de arranque.</w:t>
             </w:r>
           </w:p>
         </w:tc>
@@ -3953,7 +4701,7 @@
         </w:tc>
         <w:tc>
           <w:tcPr>
-            <w:tcW w:type="dxa" w:w="720"/>
+            <w:tcW w:type="dxa" w:w="864"/>
           </w:tcPr>
           <w:p>
             <w:pPr>
@@ -3969,7 +4717,7 @@
         </w:tc>
         <w:tc>
           <w:tcPr>
-            <w:tcW w:type="dxa" w:w="2304"/>
+            <w:tcW w:type="dxa" w:w="2160"/>
           </w:tcPr>
           <w:p>
             <w:pPr>
@@ -3995,7 +4743,7 @@
               <w:rPr>
                 <w:sz w:val="19"/>
               </w:rPr>
-              <w:t>CookieSecurePolicy.Always fuera de Development exige HTTPS; sin TLS el login parecía funcionar en el servidor (UPDATE + audit log) pero cada request siguiente rebotaba a login — el navegador simplemente nunca guardaba la cookie.</w:t>
+              <w:t>CookieSecurePolicy.Always exige HTTPS; sin TLS el login parecía funcionar pero cada request siguiente rebotaba a login.</w:t>
             </w:r>
           </w:p>
         </w:tc>
@@ -4011,7 +4759,7 @@
               <w:rPr>
                 <w:sz w:val="19"/>
               </w:rPr>
-              <w:t>Cert autofirmado + TLS en nginx (redirect 80→443) + app.UseForwardedHeaders(...) nuevo en LicensingAdmin/Program.cs para que la app reconozca el esquema real detrás del proxy.</w:t>
+              <w:t>Cert autofirmado (luego reemplazado, ver D-14) + TLS en nginx + app.UseForwardedHeaders(...).</w:t>
             </w:r>
           </w:p>
         </w:tc>
@@ -4035,7 +4783,7 @@
         </w:tc>
         <w:tc>
           <w:tcPr>
-            <w:tcW w:type="dxa" w:w="720"/>
+            <w:tcW w:type="dxa" w:w="864"/>
           </w:tcPr>
           <w:p>
             <w:pPr>
@@ -4051,7 +4799,7 @@
         </w:tc>
         <w:tc>
           <w:tcPr>
-            <w:tcW w:type="dxa" w:w="2304"/>
+            <w:tcW w:type="dxa" w:w="2160"/>
           </w:tcPr>
           <w:p>
             <w:pPr>
@@ -4077,7 +4825,7 @@
               <w:rPr>
                 <w:sz w:val="19"/>
               </w:rPr>
-              <w:t>(a) DNS interno del LXC inalcanzable desde su propia subred; (b) CRLF de Windows rompía provision.sh en Linux; (c) rsync no existe en el Git Bash de Windows; (d) un apóstrofo dentro de ${VAR:?mensaje} rompía el parser de bash aun entre comillas dobles.</w:t>
+              <w:t>DNS interno inalcanzable desde su propia subred; CRLF rompía provision.sh; rsync no existe en Git Bash de Windows; apóstrofo rompía ${VAR:?msg} en bash.</w:t>
             </w:r>
           </w:p>
         </w:tc>
@@ -4093,7 +4841,7 @@
               <w:rPr>
                 <w:sz w:val="19"/>
               </w:rPr>
-              <w:t>(a) DNS público temporal + aviso al usuario; (b) .gitattributes eol=lf; (c) deploy.sh a scp -r; (d) mensaje reescrito sin apóstrofo.</w:t>
+              <w:t>DNS público temporal; .gitattributes eol=lf; deploy.sh a scp -r; mensaje reescrito.</w:t>
             </w:r>
           </w:p>
         </w:tc>
@@ -4117,6 +4865,72 @@
         </w:tc>
         <w:tc>
           <w:tcPr>
+            <w:tcW w:type="dxa" w:w="864"/>
+          </w:tcPr>
+          <w:p>
+            <w:pPr>
+              <w:spacing w:after="40"/>
+            </w:pPr>
+            <w:r>
+              <w:rPr>
+                <w:sz w:val="19"/>
+              </w:rPr>
+              <w:t>Alta</w:t>
+            </w:r>
+          </w:p>
+        </w:tc>
+        <w:tc>
+          <w:tcPr>
+            <w:tcW w:type="dxa" w:w="2160"/>
+          </w:tcPr>
+          <w:p>
+            <w:pPr>
+              <w:spacing w:after="40"/>
+            </w:pPr>
+            <w:r>
+              <w:rPr>
+                <w:sz w:val="19"/>
+              </w:rPr>
+              <w:t>LicensingApi corría con claves criptográficas efímeras</w:t>
+            </w:r>
+          </w:p>
+        </w:tc>
+        <w:tc>
+          <w:tcPr>
+            <w:tcW w:type="dxa" w:w="3888"/>
+          </w:tcPr>
+          <w:p>
+            <w:pPr>
+              <w:spacing w:after="40"/>
+            </w:pPr>
+            <w:r>
+              <w:rPr>
+                <w:sz w:val="19"/>
+              </w:rPr>
+              <w:t>Program.cs exige Crypto:RsaPrivateKeyPem Y Crypto:AesKeyBase64 juntos; faltar solo el AES tiraba AMBAS claves al fallback aleatorio (regenerado en cada reinicio), sin error visible.</w:t>
+            </w:r>
+          </w:p>
+        </w:tc>
+        <w:tc>
+          <w:tcPr>
+            <w:tcW w:type="dxa" w:w="3168"/>
+          </w:tcPr>
+          <w:p>
+            <w:pPr>
+              <w:spacing w:after="40"/>
+            </w:pPr>
+            <w:r>
+              <w:rPr>
+                <w:sz w:val="19"/>
+              </w:rPr>
+              <w:t>Clave AES-256 real generada y desplegada; confirmado por hash el mismo par RSA que LicensingAdmin.</w:t>
+            </w:r>
+          </w:p>
+        </w:tc>
+      </w:tr>
+      <w:tr>
+        <w:tc>
+          <w:tcPr>
             <w:tcW w:type="dxa" w:w="720"/>
           </w:tcPr>
           <w:p>
@@ -4127,23 +4941,121 @@
               <w:rPr>
                 <w:sz w:val="19"/>
               </w:rPr>
+              <w:t>D-10</w:t>
+            </w:r>
+          </w:p>
+        </w:tc>
+        <w:tc>
+          <w:tcPr>
+            <w:tcW w:type="dxa" w:w="864"/>
+          </w:tcPr>
+          <w:p>
+            <w:pPr>
+              <w:spacing w:after="40"/>
+            </w:pPr>
+            <w:r>
+              <w:rPr>
+                <w:sz w:val="19"/>
+              </w:rPr>
+              <w:t>CRÍTICA</w:t>
+            </w:r>
+          </w:p>
+        </w:tc>
+        <w:tc>
+          <w:tcPr>
+            <w:tcW w:type="dxa" w:w="2160"/>
+          </w:tcPr>
+          <w:p>
+            <w:pPr>
+              <w:spacing w:after="40"/>
+            </w:pPr>
+            <w:r>
+              <w:rPr>
+                <w:sz w:val="19"/>
+              </w:rPr>
+              <w:t>LicenseFileService crasheaba en TODA activación real (100% reproducible)</w:t>
+            </w:r>
+          </w:p>
+        </w:tc>
+        <w:tc>
+          <w:tcPr>
+            <w:tcW w:type="dxa" w:w="3888"/>
+          </w:tcPr>
+          <w:p>
+            <w:pPr>
+              <w:spacing w:after="40"/>
+            </w:pPr>
+            <w:r>
+              <w:rPr>
+                <w:sz w:val="19"/>
+              </w:rPr>
+              <w:t>La primera invocación real de /api/activate (autorizada explícitamente por el sponsor) devolvió 500. LicenseFileService.BuildSignedEncryptedFile construía el XML con new XAttribute("xmlns", ns) junto a elementos sin cualificar — .ToString() lanzaba XmlException ("prefix cannot be redefined"). El método tenía CERO tests desde que se escribió; nunca se había invocado de verdad hasta ese momento.</w:t>
+            </w:r>
+          </w:p>
+        </w:tc>
+        <w:tc>
+          <w:tcPr>
+            <w:tcW w:type="dxa" w:w="3168"/>
+          </w:tcPr>
+          <w:p>
+            <w:pPr>
+              <w:spacing w:after="40"/>
+            </w:pPr>
+            <w:r>
+              <w:rPr>
+                <w:sz w:val="19"/>
+              </w:rPr>
+              <w:t>Cada XElement recalificado con XNamespace ns = "urn:licensing:v1"; ns + "Nombre". 4 tests nuevos (build→decrypt→verify→parse). Redesplegado y reverificado: la MISMA llamada que había fallado, reintentada, devolvió 200 con firma RSA verificada contra la clave pública real de producción.</w:t>
+            </w:r>
+          </w:p>
+        </w:tc>
+      </w:tr>
+      <w:tr>
+        <w:tc>
+          <w:tcPr>
+            <w:tcW w:type="dxa" w:w="720"/>
+          </w:tcPr>
+          <w:p>
+            <w:pPr>
+              <w:spacing w:after="40"/>
+            </w:pPr>
+            <w:r>
+              <w:rPr>
+                <w:sz w:val="19"/>
+              </w:rPr>
+              <w:t>D-11</w:t>
+            </w:r>
+          </w:p>
+        </w:tc>
+        <w:tc>
+          <w:tcPr>
+            <w:tcW w:type="dxa" w:w="864"/>
+          </w:tcPr>
+          <w:p>
+            <w:pPr>
+              <w:spacing w:after="40"/>
+            </w:pPr>
+            <w:r>
+              <w:rPr>
+                <w:sz w:val="19"/>
+              </w:rPr>
               <w:t>Alta</w:t>
             </w:r>
           </w:p>
         </w:tc>
         <w:tc>
           <w:tcPr>
-            <w:tcW w:type="dxa" w:w="2304"/>
-          </w:tcPr>
-          <w:p>
-            <w:pPr>
-              <w:spacing w:after="40"/>
-            </w:pPr>
-            <w:r>
-              <w:rPr>
-                <w:sz w:val="19"/>
-              </w:rPr>
-              <w:t>LicensingApi corría con claves criptográficas efímeras</w:t>
+            <w:tcW w:type="dxa" w:w="2160"/>
+          </w:tcPr>
+          <w:p>
+            <w:pPr>
+              <w:spacing w:after="40"/>
+            </w:pPr>
+            <w:r>
+              <w:rPr>
+                <w:sz w:val="19"/>
+              </w:rPr>
+              <w:t>CheckinAsync nunca revisaba el estado de la Activation</w:t>
             </w:r>
           </w:p>
         </w:tc>
@@ -4159,7 +5071,7 @@
               <w:rPr>
                 <w:sz w:val="19"/>
               </w:rPr>
-              <w:t>Program.cs solo usa material persistente si Crypto:RsaPrivateKeyPem Y Crypto:AesKeyBase64 están configurados; el despliegue solo configuró la RSA, así que AMBAS claves (incluida la RSA ya configurada) caían al fallback aleatorio, regenerado en cada reinicio. Encontrado durante la investigación para el documento de referencia del DLL (CR-04, ítem 4) — ninguna activación real se había hecho todavía, sin impacto real.</w:t>
+              <w:t>Una activación Rejected o Revoked (a nivel activación, no licencia) seguía renovándose indefinidamente vía checkin — recibía un archivo de licencia firmado válido cada 6 horas para siempre. El botón "Reject" del panel marcaba el registro pero no bloqueaba nada a nivel API.</w:t>
             </w:r>
           </w:p>
         </w:tc>
@@ -4175,7 +5087,417 @@
               <w:rPr>
                 <w:sz w:val="19"/>
               </w:rPr>
-              <w:t>Clave AES-256 real generada, agregada a /etc/licensing-api/env, servicio reiniciado; confirmado por hash que ahora usa el mismo par RSA que LicensingAdmin.</w:t>
+              <w:t>CheckinAsync ahora revisa Activation.Status antes de renovar; Rejected/Revoked devuelven Locked con el motivo correspondiente. Verificado en vivo con el arnés ActivationHelloWorld.</w:t>
+            </w:r>
+          </w:p>
+        </w:tc>
+      </w:tr>
+      <w:tr>
+        <w:tc>
+          <w:tcPr>
+            <w:tcW w:type="dxa" w:w="720"/>
+          </w:tcPr>
+          <w:p>
+            <w:pPr>
+              <w:spacing w:after="40"/>
+            </w:pPr>
+            <w:r>
+              <w:rPr>
+                <w:sz w:val="19"/>
+              </w:rPr>
+              <w:t>D-12</w:t>
+            </w:r>
+          </w:p>
+        </w:tc>
+        <w:tc>
+          <w:tcPr>
+            <w:tcW w:type="dxa" w:w="864"/>
+          </w:tcPr>
+          <w:p>
+            <w:pPr>
+              <w:spacing w:after="40"/>
+            </w:pPr>
+            <w:r>
+              <w:rPr>
+                <w:sz w:val="19"/>
+              </w:rPr>
+              <w:t>Alta</w:t>
+            </w:r>
+          </w:p>
+        </w:tc>
+        <w:tc>
+          <w:tcPr>
+            <w:tcW w:type="dxa" w:w="2160"/>
+          </w:tcPr>
+          <w:p>
+            <w:pPr>
+              <w:spacing w:after="40"/>
+            </w:pPr>
+            <w:r>
+              <w:rPr>
+                <w:sz w:val="19"/>
+              </w:rPr>
+              <w:t>El período de gracia de 15 días nunca se hacía cumplir</w:t>
+            </w:r>
+          </w:p>
+        </w:tc>
+        <w:tc>
+          <w:tcPr>
+            <w:tcW w:type="dxa" w:w="3888"/>
+          </w:tcPr>
+          <w:p>
+            <w:pPr>
+              <w:spacing w:after="40"/>
+            </w:pPr>
+            <w:r>
+              <w:rPr>
+                <w:sz w:val="19"/>
+              </w:rPr>
+              <w:t>ResultCode.Locked está documentado como "grace period ended" pero nada lo producía: una activación PendingReview podía renovarse para siempre más allá de ReviewDeadlineUtc.</w:t>
+            </w:r>
+          </w:p>
+        </w:tc>
+        <w:tc>
+          <w:tcPr>
+            <w:tcW w:type="dxa" w:w="3168"/>
+          </w:tcPr>
+          <w:p>
+            <w:pPr>
+              <w:spacing w:after="40"/>
+            </w:pPr>
+            <w:r>
+              <w:rPr>
+                <w:sz w:val="19"/>
+              </w:rPr>
+              <w:t>CheckinAsync ahora compara ReviewDeadlineUtc contra la fecha actual y devuelve Locked/REVIEW_GRACE_ENDED. Verificado en vivo forzando la fecha límite al pasado.</w:t>
+            </w:r>
+          </w:p>
+        </w:tc>
+      </w:tr>
+      <w:tr>
+        <w:tc>
+          <w:tcPr>
+            <w:tcW w:type="dxa" w:w="720"/>
+          </w:tcPr>
+          <w:p>
+            <w:pPr>
+              <w:spacing w:after="40"/>
+            </w:pPr>
+            <w:r>
+              <w:rPr>
+                <w:sz w:val="19"/>
+              </w:rPr>
+              <w:t>D-13</w:t>
+            </w:r>
+          </w:p>
+        </w:tc>
+        <w:tc>
+          <w:tcPr>
+            <w:tcW w:type="dxa" w:w="864"/>
+          </w:tcPr>
+          <w:p>
+            <w:pPr>
+              <w:spacing w:after="40"/>
+            </w:pPr>
+            <w:r>
+              <w:rPr>
+                <w:sz w:val="19"/>
+              </w:rPr>
+              <w:t>CRÍTICA</w:t>
+            </w:r>
+          </w:p>
+        </w:tc>
+        <w:tc>
+          <w:tcPr>
+            <w:tcW w:type="dxa" w:w="2160"/>
+          </w:tcPr>
+          <w:p>
+            <w:pPr>
+              <w:spacing w:after="40"/>
+            </w:pPr>
+            <w:r>
+              <w:rPr>
+                <w:sz w:val="19"/>
+              </w:rPr>
+              <w:t>Cambio de hardware real crasheaba /api/checkin (100% reproducible)</w:t>
+            </w:r>
+          </w:p>
+        </w:tc>
+        <w:tc>
+          <w:tcPr>
+            <w:tcW w:type="dxa" w:w="3888"/>
+          </w:tcPr>
+          <w:p>
+            <w:pPr>
+              <w:spacing w:after="40"/>
+            </w:pPr>
+            <w:r>
+              <w:rPr>
+                <w:sz w:val="19"/>
+              </w:rPr>
+              <w:t>El camino de "hardware cambió" reutilizaba el MISMO InstallGuid y lo pasaba a la rama de "instalación nueva", que intentaba un INSERT de una segunda fila para (license_id, install_guid) — par UNIQUE en el esquema. Como el InstallGuid es estable ante un cambio de hardware, esa fila siempre ya existía → DbUpdateException garantizado en cualquier cambio de hardware real. Encontrado escribiendo el test de regresión de D-11/D-12, nunca antes ejercitado.</w:t>
+            </w:r>
+          </w:p>
+        </w:tc>
+        <w:tc>
+          <w:tcPr>
+            <w:tcW w:type="dxa" w:w="3168"/>
+          </w:tcPr>
+          <w:p>
+            <w:pPr>
+              <w:spacing w:after="40"/>
+            </w:pPr>
+            <w:r>
+              <w:rPr>
+                <w:sz w:val="19"/>
+              </w:rPr>
+              <w:t>La deriva de hardware ahora actualiza la MISMA fila en sitio (nuevo fingerprint, vuelve a PendingReview) en vez de bifurcar una fila que la BD jamás aceptaría. Verificado en vivo con el arnés ActivationHelloWorld (misma ActivationId, sin crash, confirmado por consulta directa a Postgres).</w:t>
+            </w:r>
+          </w:p>
+        </w:tc>
+      </w:tr>
+      <w:tr>
+        <w:tc>
+          <w:tcPr>
+            <w:tcW w:type="dxa" w:w="720"/>
+          </w:tcPr>
+          <w:p>
+            <w:pPr>
+              <w:spacing w:after="40"/>
+            </w:pPr>
+            <w:r>
+              <w:rPr>
+                <w:sz w:val="19"/>
+              </w:rPr>
+              <w:t>D-14</w:t>
+            </w:r>
+          </w:p>
+        </w:tc>
+        <w:tc>
+          <w:tcPr>
+            <w:tcW w:type="dxa" w:w="864"/>
+          </w:tcPr>
+          <w:p>
+            <w:pPr>
+              <w:spacing w:after="40"/>
+            </w:pPr>
+            <w:r>
+              <w:rPr>
+                <w:sz w:val="19"/>
+              </w:rPr>
+              <w:t>Media</w:t>
+            </w:r>
+          </w:p>
+        </w:tc>
+        <w:tc>
+          <w:tcPr>
+            <w:tcW w:type="dxa" w:w="2160"/>
+          </w:tcPr>
+          <w:p>
+            <w:pPr>
+              <w:spacing w:after="40"/>
+            </w:pPr>
+            <w:r>
+              <w:rPr>
+                <w:sz w:val="19"/>
+              </w:rPr>
+              <w:t>Certificado autofirmado rechazado por Cloudflare Tunnel</w:t>
+            </w:r>
+          </w:p>
+        </w:tc>
+        <w:tc>
+          <w:tcPr>
+            <w:tcW w:type="dxa" w:w="3888"/>
+          </w:tcPr>
+          <w:p>
+            <w:pPr>
+              <w:spacing w:after="40"/>
+            </w:pPr>
+            <w:r>
+              <w:rPr>
+                <w:sz w:val="19"/>
+              </w:rPr>
+              <w:t>cloudflared rechazaba conectarse al origen: "certificate signed by unknown authority". Cloudflare Tunnel valida certificados de origen contra CAs reales.</w:t>
+            </w:r>
+          </w:p>
+        </w:tc>
+        <w:tc>
+          <w:tcPr>
+            <w:tcW w:type="dxa" w:w="3168"/>
+          </w:tcPr>
+          <w:p>
+            <w:pPr>
+              <w:spacing w:after="40"/>
+            </w:pPr>
+            <w:r>
+              <w:rPr>
+                <w:sz w:val="19"/>
+              </w:rPr>
+              <w:t>Reemplazado por un Cloudflare Origin CA certificate (el usuario lo generó y lo compartió; instalado en nginx). Segundo error relacionado ("doesn't contain any IP SANs") resuelto configurando Origin Server Name en el túnel en vez de conectar por IP cruda.</w:t>
+            </w:r>
+          </w:p>
+        </w:tc>
+      </w:tr>
+      <w:tr>
+        <w:tc>
+          <w:tcPr>
+            <w:tcW w:type="dxa" w:w="720"/>
+          </w:tcPr>
+          <w:p>
+            <w:pPr>
+              <w:spacing w:after="40"/>
+            </w:pPr>
+            <w:r>
+              <w:rPr>
+                <w:sz w:val="19"/>
+              </w:rPr>
+              <w:t>D-15</w:t>
+            </w:r>
+          </w:p>
+        </w:tc>
+        <w:tc>
+          <w:tcPr>
+            <w:tcW w:type="dxa" w:w="864"/>
+          </w:tcPr>
+          <w:p>
+            <w:pPr>
+              <w:spacing w:after="40"/>
+            </w:pPr>
+            <w:r>
+              <w:rPr>
+                <w:sz w:val="19"/>
+              </w:rPr>
+              <w:t>Media</w:t>
+            </w:r>
+          </w:p>
+        </w:tc>
+        <w:tc>
+          <w:tcPr>
+            <w:tcW w:type="dxa" w:w="2160"/>
+          </w:tcPr>
+          <w:p>
+            <w:pPr>
+              <w:spacing w:after="40"/>
+            </w:pPr>
+            <w:r>
+              <w:rPr>
+                <w:sz w:val="19"/>
+              </w:rPr>
+              <w:t>api.licensing.miautrix.tech nunca habría funcionado (límite de Cloudflare gratuito)</w:t>
+            </w:r>
+          </w:p>
+        </w:tc>
+        <w:tc>
+          <w:tcPr>
+            <w:tcW w:type="dxa" w:w="3888"/>
+          </w:tcPr>
+          <w:p>
+            <w:pPr>
+              <w:spacing w:after="40"/>
+            </w:pPr>
+            <w:r>
+              <w:rPr>
+                <w:sz w:val="19"/>
+              </w:rPr>
+              <w:t>Un subdominio de DOS niveles (api.licensing.*) no está cubierto por el Universal SSL gratuito de Cloudflare (sólo cubre un nivel: *.miautrix.tech). El borde de Cloudflare nunca tuvo certificado para ese hostname — no era un problema de propagación por más que se esperara.</w:t>
+            </w:r>
+          </w:p>
+        </w:tc>
+        <w:tc>
+          <w:tcPr>
+            <w:tcW w:type="dxa" w:w="3168"/>
+          </w:tcPr>
+          <w:p>
+            <w:pPr>
+              <w:spacing w:after="40"/>
+            </w:pPr>
+            <w:r>
+              <w:rPr>
+                <w:sz w:val="19"/>
+              </w:rPr>
+              <w:t>Renombrado a licensing-api.miautrix.tech (un nivel, gratis, cubierto por el wildcard ya activo) en vez de pagar Advanced Certificate Manager. Funcionó de inmediato al guardar.</w:t>
+            </w:r>
+          </w:p>
+        </w:tc>
+      </w:tr>
+      <w:tr>
+        <w:tc>
+          <w:tcPr>
+            <w:tcW w:type="dxa" w:w="720"/>
+          </w:tcPr>
+          <w:p>
+            <w:pPr>
+              <w:spacing w:after="40"/>
+            </w:pPr>
+            <w:r>
+              <w:rPr>
+                <w:sz w:val="19"/>
+              </w:rPr>
+              <w:t>D-16</w:t>
+            </w:r>
+          </w:p>
+        </w:tc>
+        <w:tc>
+          <w:tcPr>
+            <w:tcW w:type="dxa" w:w="864"/>
+          </w:tcPr>
+          <w:p>
+            <w:pPr>
+              <w:spacing w:after="40"/>
+            </w:pPr>
+            <w:r>
+              <w:rPr>
+                <w:sz w:val="19"/>
+              </w:rPr>
+              <w:t>Baja</w:t>
+            </w:r>
+          </w:p>
+        </w:tc>
+        <w:tc>
+          <w:tcPr>
+            <w:tcW w:type="dxa" w:w="2160"/>
+          </w:tcPr>
+          <w:p>
+            <w:pPr>
+              <w:spacing w:after="40"/>
+            </w:pPr>
+            <w:r>
+              <w:rPr>
+                <w:sz w:val="19"/>
+              </w:rPr>
+              <w:t>ACL restrictiva bloqueaba todo commit en el repo dev-team</w:t>
+            </w:r>
+          </w:p>
+        </w:tc>
+        <w:tc>
+          <w:tcPr>
+            <w:tcW w:type="dxa" w:w="3888"/>
+          </w:tcPr>
+          <w:p>
+            <w:pPr>
+              <w:spacing w:after="40"/>
+            </w:pPr>
+            <w:r>
+              <w:rPr>
+                <w:sz w:val="19"/>
+              </w:rPr>
+              <w:t>BUILTIN\Users solo tenía permiso de lectura sobre .git/logs/ en el checkout de dev-team; cualquier sesión no-administradora fallaba `git commit` con "Permission denied", sin relación con el trabajo en curso.</w:t>
+            </w:r>
+          </w:p>
+        </w:tc>
+        <w:tc>
+          <w:tcPr>
+            <w:tcW w:type="dxa" w:w="3168"/>
+          </w:tcPr>
+          <w:p>
+            <w:pPr>
+              <w:spacing w:after="40"/>
+            </w:pPr>
+            <w:r>
+              <w:rPr>
+                <w:sz w:val="19"/>
+              </w:rPr>
+              <w:t>icacls .git /grant Users:F /T recursivo sobre el directorio .git completo.</w:t>
             </w:r>
           </w:p>
         </w:tc>
@@ -4200,7 +5522,7 @@
     </w:p>
     <w:p>
       <w:r>
-        <w:t>Cada tarea del blueprint pasó por un subagente security-auditor antes de aprobarse; la Definition of Done del equipo exige "sin hallazgos ALTA abiertos". Todo hallazgo ALTA encontrado durante el proyecto fue cerrado dentro de la misma tarea. Los hallazgos MEDIA/BAJA aceptados como diseño o diferidos viven en el "hardening backlog" (status/licensing-system.md §20.4, repo dev-team).</w:t>
+        <w:t>Cada tarea del blueprint pasó por un subagente security-auditor antes de aprobarse; la Definition of Done del equipo exige "sin hallazgos ALTA abiertos".</w:t>
       </w:r>
     </w:p>
     <w:p>
@@ -4211,7 +5533,7 @@
         <w:rPr>
           <w:color w:val="1A233A"/>
         </w:rPr>
-        <w:t>6.1 Hallazgos ALTA — todos cerrados</w:t>
+        <w:t>6.1 Hallazgos ALTA del blueprint original — todos cerrados</w:t>
       </w:r>
     </w:p>
     <w:tbl>
@@ -4321,7 +5643,7 @@
               <w:rPr>
                 <w:sz w:val="19"/>
               </w:rPr>
-              <w:t>CanonicalBytes con prefijo licsig-v1| + UTC truncado a segundos, formato invariante</w:t>
+              <w:t>CanonicalBytes con prefijo licsig-v1| + UTC truncado a segundos</w:t>
             </w:r>
           </w:p>
         </w:tc>
@@ -4355,7 +5677,7 @@
               <w:rPr>
                 <w:sz w:val="19"/>
               </w:rPr>
-              <w:t>AddLicenseSigner validaba la clave RSA de forma perezosa (lazy)</w:t>
+              <w:t>AddLicenseSigner validaba la clave RSA de forma perezosa</w:t>
             </w:r>
           </w:p>
         </w:tc>
@@ -4371,7 +5693,7 @@
               <w:rPr>
                 <w:sz w:val="19"/>
               </w:rPr>
-              <w:t>Validación eager antes de builder.Build(); falla ruidosa con mensaje sin volcar la clave</w:t>
+              <w:t>Validación eager antes de builder.Build()</w:t>
             </w:r>
           </w:p>
         </w:tc>
@@ -4421,7 +5743,7 @@
               <w:rPr>
                 <w:sz w:val="19"/>
               </w:rPr>
-              <w:t>CookieSecurePolicy.Always fuera de dev + página AccessDenied.cshtml anónima sin loop</w:t>
+              <w:t>CookieSecurePolicy.Always fuera de dev + AccessDenied.cshtml anónima</w:t>
             </w:r>
           </w:p>
         </w:tc>
@@ -4436,12 +5758,242 @@
         <w:rPr>
           <w:color w:val="1A233A"/>
         </w:rPr>
-        <w:t>6.2 Hardening backlog — diferido intencionalmente, no bloqueante</w:t>
+        <w:t>6.2 Hardening público — construido al cierre del proyecto</w:t>
       </w:r>
     </w:p>
     <w:p>
       <w:r>
-        <w:t>Documentado en status/licensing-system.md §20.4. El ítem #13 está marcado [PRIORIDAD] por el Arquitecto: verificación de autorización fresca contra la base de datos (no solo el claim de la cookie, que puede quedar obsoleto hasta 30 minutos) antes de cada escritura irreversible — emisión de licencia, resolución de pending-review, gestión de administradores. Recomendado hacer antes de operar con licencias/administradores reales en producción a gran escala.</w:t>
+        <w:t>Antes de exponer la API a internet (CR-09), se cerraron los dos huecos de seguridad de red documentados desde el slice 1 como "revisar antes de exponer a internet":</w:t>
+      </w:r>
+    </w:p>
+    <w:tbl>
+      <w:tblPr>
+        <w:tblStyle w:val="LightGrid-Accent1"/>
+        <w:tblW w:type="auto" w:w="0"/>
+        <w:jc w:val="center"/>
+        <w:tblLook w:firstColumn="1" w:firstRow="1" w:lastColumn="0" w:lastRow="0" w:noHBand="0" w:noVBand="1" w:val="04A0"/>
+      </w:tblPr>
+      <w:tblGrid>
+        <w:gridCol w:w="2880"/>
+        <w:gridCol w:w="2880"/>
+        <w:gridCol w:w="2880"/>
+      </w:tblGrid>
+      <w:tr>
+        <w:tc>
+          <w:tcPr>
+            <w:tcW w:type="dxa" w:w="1872"/>
+            <w:shd w:fill="1a233a"/>
+          </w:tcPr>
+          <w:p>
+            <w:r>
+              <w:rPr>
+                <w:b/>
+                <w:color w:val="FFFFFF"/>
+                <w:sz w:val="19"/>
+              </w:rPr>
+              <w:t>Control</w:t>
+            </w:r>
+          </w:p>
+        </w:tc>
+        <w:tc>
+          <w:tcPr>
+            <w:tcW w:type="dxa" w:w="5472"/>
+            <w:shd w:fill="1a233a"/>
+          </w:tcPr>
+          <w:p>
+            <w:r>
+              <w:rPr>
+                <w:b/>
+                <w:color w:val="FFFFFF"/>
+                <w:sz w:val="19"/>
+              </w:rPr>
+              <w:t>Implementación</w:t>
+            </w:r>
+          </w:p>
+        </w:tc>
+        <w:tc>
+          <w:tcPr>
+            <w:tcW w:type="dxa" w:w="2880"/>
+            <w:shd w:fill="1a233a"/>
+          </w:tcPr>
+          <w:p>
+            <w:r>
+              <w:rPr>
+                <w:b/>
+                <w:color w:val="FFFFFF"/>
+                <w:sz w:val="19"/>
+              </w:rPr>
+              <w:t>Verificación</w:t>
+            </w:r>
+          </w:p>
+        </w:tc>
+      </w:tr>
+      <w:tr>
+        <w:tc>
+          <w:tcPr>
+            <w:tcW w:type="dxa" w:w="1872"/>
+          </w:tcPr>
+          <w:p>
+            <w:pPr>
+              <w:spacing w:after="40"/>
+            </w:pPr>
+            <w:r>
+              <w:rPr>
+                <w:sz w:val="19"/>
+              </w:rPr>
+              <w:t>Rate limiting</w:t>
+            </w:r>
+          </w:p>
+        </w:tc>
+        <w:tc>
+          <w:tcPr>
+            <w:tcW w:type="dxa" w:w="5472"/>
+          </w:tcPr>
+          <w:p>
+            <w:pPr>
+              <w:spacing w:after="40"/>
+            </w:pPr>
+            <w:r>
+              <w:rPr>
+                <w:sz w:val="19"/>
+              </w:rPr>
+              <w:t>Ventana fija de 30 req/min por IP de cliente en /api/activate y /api/checkin (Microsoft.AspNetCore.RateLimiting), 429 + ApiResult.RateLimited en vez del 503 genérico. app.UseForwardedHeaders() añadido a LicensingApi para ver la IP real a través de nginx/Cloudflare.</w:t>
+            </w:r>
+          </w:p>
+        </w:tc>
+        <w:tc>
+          <w:tcPr>
+            <w:tcW w:type="dxa" w:w="2880"/>
+          </w:tcPr>
+          <w:p>
+            <w:pPr>
+              <w:spacing w:after="40"/>
+            </w:pPr>
+            <w:r>
+              <w:rPr>
+                <w:sz w:val="19"/>
+              </w:rPr>
+              <w:t>Ráfaga de 35 peticiones: 30 pasan, 31+ devuelven 429 — verificado tanto en LAN directa como a través del dominio público real.</w:t>
+            </w:r>
+          </w:p>
+        </w:tc>
+      </w:tr>
+      <w:tr>
+        <w:tc>
+          <w:tcPr>
+            <w:tcW w:type="dxa" w:w="1872"/>
+          </w:tcPr>
+          <w:p>
+            <w:pPr>
+              <w:spacing w:after="40"/>
+            </w:pPr>
+            <w:r>
+              <w:rPr>
+                <w:sz w:val="19"/>
+              </w:rPr>
+              <w:t>MaxActivations — enforcement duro</w:t>
+            </w:r>
+          </w:p>
+        </w:tc>
+        <w:tc>
+          <w:tcPr>
+            <w:tcW w:type="dxa" w:w="5472"/>
+          </w:tcPr>
+          <w:p>
+            <w:pPr>
+              <w:spacing w:after="40"/>
+            </w:pPr>
+            <w:r>
+              <w:rPr>
+                <w:sz w:val="19"/>
+              </w:rPr>
+              <w:t>ActivateAsync rechaza con 409 MaxActivationsReached una instalación nueva cuando el conteo de activaciones Approved ya alcanza el límite de la licencia, sin crear ninguna fila. Antes sólo anotaba una nota para el revisor y dejaba pasar.</w:t>
+            </w:r>
+          </w:p>
+        </w:tc>
+        <w:tc>
+          <w:tcPr>
+            <w:tcW w:type="dxa" w:w="2880"/>
+          </w:tcPr>
+          <w:p>
+            <w:pPr>
+              <w:spacing w:after="40"/>
+            </w:pPr>
+            <w:r>
+              <w:rPr>
+                <w:sz w:val="19"/>
+              </w:rPr>
+              <w:t>Licencia con MaxActivations=2, 2 instalaciones aprobadas, la 3ª → 409, confirmado que no se creó fila — verificado en LAN y en producción pública.</w:t>
+            </w:r>
+          </w:p>
+        </w:tc>
+      </w:tr>
+      <w:tr>
+        <w:tc>
+          <w:tcPr>
+            <w:tcW w:type="dxa" w:w="1872"/>
+          </w:tcPr>
+          <w:p>
+            <w:pPr>
+              <w:spacing w:after="40"/>
+            </w:pPr>
+            <w:r>
+              <w:rPr>
+                <w:sz w:val="19"/>
+              </w:rPr>
+              <w:t>TLS de punta a punta</w:t>
+            </w:r>
+          </w:p>
+        </w:tc>
+        <w:tc>
+          <w:tcPr>
+            <w:tcW w:type="dxa" w:w="5472"/>
+          </w:tcPr>
+          <w:p>
+            <w:pPr>
+              <w:spacing w:after="40"/>
+            </w:pPr>
+            <w:r>
+              <w:rPr>
+                <w:sz w:val="19"/>
+              </w:rPr>
+              <w:t>Certificado autofirmado de nginx reemplazado por un Cloudflare Origin CA certificate; Cloudflare Tunnel (Full/strict) termina TLS en el borde y re-cifra hacia el origen.</w:t>
+            </w:r>
+          </w:p>
+        </w:tc>
+        <w:tc>
+          <w:tcPr>
+            <w:tcW w:type="dxa" w:w="2880"/>
+          </w:tcPr>
+          <w:p>
+            <w:pPr>
+              <w:spacing w:after="40"/>
+            </w:pPr>
+            <w:r>
+              <w:rPr>
+                <w:sz w:val="19"/>
+              </w:rPr>
+              <w:t>Verificado con openssl s_client contra el borde de Cloudflare y con peticiones reales (/health, /api/activate) a través del dominio público.</w:t>
+            </w:r>
+          </w:p>
+        </w:tc>
+      </w:tr>
+    </w:tbl>
+    <w:p/>
+    <w:p>
+      <w:pPr>
+        <w:pStyle w:val="Heading2"/>
+      </w:pPr>
+      <w:r>
+        <w:rPr>
+          <w:color w:val="1A233A"/>
+        </w:rPr>
+        <w:t>6.3 Hardening backlog — diferido intencionalmente, no bloqueante</w:t>
+      </w:r>
+    </w:p>
+    <w:p>
+      <w:r>
+        <w:t>Documentado en status/licensing-system.md §20.4 (repo dev-team). El ítem #13 sigue marcado [PRIORIDAD] por el Arquitecto: verificación de autorización fresca contra la base de datos antes de cada escritura irreversible.</w:t>
       </w:r>
     </w:p>
     <w:p>
@@ -4649,7 +6201,7 @@
               <w:rPr>
                 <w:sz w:val="19"/>
               </w:rPr>
-              <w:t>Tras E3 ítem 1 (autoservicio)</w:t>
+              <w:t>Tras paquete E3 (7 ítems)</w:t>
             </w:r>
           </w:p>
         </w:tc>
@@ -4665,7 +6217,7 @@
               <w:rPr>
                 <w:sz w:val="19"/>
               </w:rPr>
-              <w:t>374</w:t>
+              <w:t>391</w:t>
             </w:r>
           </w:p>
         </w:tc>
@@ -4681,7 +6233,7 @@
               <w:rPr>
                 <w:sz w:val="19"/>
               </w:rPr>
-              <w:t>374/374</w:t>
+              <w:t>391/391</w:t>
             </w:r>
           </w:p>
         </w:tc>
@@ -4699,7 +6251,7 @@
               <w:rPr>
                 <w:sz w:val="19"/>
               </w:rPr>
-              <w:t>Tras E3 ítem 6 (landing pública)</w:t>
+              <w:t>Fix D-10 (LicenseFileService)</w:t>
             </w:r>
           </w:p>
         </w:tc>
@@ -4715,7 +6267,7 @@
               <w:rPr>
                 <w:sz w:val="19"/>
               </w:rPr>
-              <w:t>376</w:t>
+              <w:t>395</w:t>
             </w:r>
           </w:p>
         </w:tc>
@@ -4731,7 +6283,7 @@
               <w:rPr>
                 <w:sz w:val="19"/>
               </w:rPr>
-              <w:t>376/376</w:t>
+              <w:t>395/395</w:t>
             </w:r>
           </w:p>
         </w:tc>
@@ -4749,7 +6301,7 @@
               <w:rPr>
                 <w:sz w:val="19"/>
               </w:rPr>
-              <w:t>Tras E3 ítem 2 (SMTP)</w:t>
+              <w:t>Auditoría de checkin (D-11 a D-13)</w:t>
             </w:r>
           </w:p>
         </w:tc>
@@ -4765,7 +6317,7 @@
               <w:rPr>
                 <w:sz w:val="19"/>
               </w:rPr>
-              <w:t>381</w:t>
+              <w:t>425</w:t>
             </w:r>
           </w:p>
         </w:tc>
@@ -4781,7 +6333,7 @@
               <w:rPr>
                 <w:sz w:val="19"/>
               </w:rPr>
-              <w:t>381/381</w:t>
+              <w:t>425/425</w:t>
             </w:r>
           </w:p>
         </w:tc>
@@ -4799,6 +6351,56 @@
               <w:rPr>
                 <w:sz w:val="19"/>
               </w:rPr>
+              <w:t>MaxActivations + rate limiting</w:t>
+            </w:r>
+          </w:p>
+        </w:tc>
+        <w:tc>
+          <w:tcPr>
+            <w:tcW w:type="dxa" w:w="1728"/>
+          </w:tcPr>
+          <w:p>
+            <w:pPr>
+              <w:spacing w:after="40"/>
+            </w:pPr>
+            <w:r>
+              <w:rPr>
+                <w:sz w:val="19"/>
+              </w:rPr>
+              <w:t>426</w:t>
+            </w:r>
+          </w:p>
+        </w:tc>
+        <w:tc>
+          <w:tcPr>
+            <w:tcW w:type="dxa" w:w="3312"/>
+          </w:tcPr>
+          <w:p>
+            <w:pPr>
+              <w:spacing w:after="40"/>
+            </w:pPr>
+            <w:r>
+              <w:rPr>
+                <w:sz w:val="19"/>
+              </w:rPr>
+              <w:t>426/426</w:t>
+            </w:r>
+          </w:p>
+        </w:tc>
+      </w:tr>
+      <w:tr>
+        <w:tc>
+          <w:tcPr>
+            <w:tcW w:type="dxa" w:w="5040"/>
+          </w:tcPr>
+          <w:p>
+            <w:pPr>
+              <w:spacing w:after="40"/>
+            </w:pPr>
+            <w:r>
+              <w:rPr>
+                <w:sz w:val="19"/>
+              </w:rPr>
               <w:t>Estado final de este documento</w:t>
             </w:r>
           </w:p>
@@ -4815,7 +6417,7 @@
               <w:rPr>
                 <w:sz w:val="19"/>
               </w:rPr>
-              <w:t>381</w:t>
+              <w:t>426</w:t>
             </w:r>
           </w:p>
         </w:tc>
@@ -4831,7 +6433,7 @@
               <w:rPr>
                 <w:sz w:val="19"/>
               </w:rPr>
-              <w:t>381/381, 0 skipped</w:t>
+              <w:t>426/426, 0 skipped</w:t>
             </w:r>
           </w:p>
         </w:tc>
@@ -4840,14 +6442,208 @@
     <w:p/>
     <w:p>
       <w:r>
-        <w:t>Estrategia: xUnit v3, tests unitarios puros con fakes/stubs para servicios con lógica de negocio (AdminUserService, LicenseIssuanceService, AdminCredentialService, NotificationConfigService...), y WebApplicationFactory&lt;Program&gt; para pipelines de autorización HTTP de extremo a extremo sin base de datos real. Los adaptadores EF Core finos (EfLicenseStore, EfAdminUserStore, EfNotificationConfigStore, LicenseExportService) se documentan explícitamente como no testeados unitariamente — por diseño, siguiendo el mismo patrón en todo el proyecto.</w:t>
+        <w:t>Estrategia: xUnit v3, tests unitarios puros con fakes/stubs y, para servicios que usan AppDbContext directamente (ActivationService), EF Core con proveedor Sqlite in-memory — comportamiento relacional real (constraints, foreign keys) sin depender de Postgres. WebApplicationFactory&lt;Program&gt; cubre pipelines de autorización HTTP de extremo a extremo sin base de datos real.</w:t>
+      </w:r>
+    </w:p>
+    <w:p>
+      <w:pPr>
+        <w:pStyle w:val="Heading2"/>
+      </w:pPr>
+      <w:r>
+        <w:rPr>
+          <w:color w:val="1A233A"/>
+        </w:rPr>
+        <w:t>7.1 Verificación contra infraestructura real</w:t>
       </w:r>
     </w:p>
     <w:p>
       <w:r>
-        <w:t>El paso "# manual: 14" (verificación contra Postgres real, no automatizable con fakes) es el único punto de verificación que corre contra infraestructura real, y fue precisamente el que encontró el defecto D-04 (mapeo de columnas) que ningún test automatizado podía haber detectado.</w:t>
+        <w:t>Un patrón se repitió dos veces en este proyecto: código con cobertura de tests aparentemente completa que nunca se había invocado de verdad contra producción (D-04 en el paso manual 14; D-10, D-11, D-12, D-13 en ActivationService/LicenseFileService). La respuesta fue construir verificación contra infraestructura real como práctica estándar, no como excepción:</w:t>
       </w:r>
     </w:p>
+    <w:tbl>
+      <w:tblPr>
+        <w:tblStyle w:val="LightGrid-Accent1"/>
+        <w:tblW w:type="auto" w:w="0"/>
+        <w:jc w:val="center"/>
+        <w:tblLook w:firstColumn="1" w:firstRow="1" w:lastColumn="0" w:lastRow="0" w:noHBand="0" w:noVBand="1" w:val="04A0"/>
+      </w:tblPr>
+      <w:tblGrid>
+        <w:gridCol w:w="4320"/>
+        <w:gridCol w:w="4320"/>
+      </w:tblGrid>
+      <w:tr>
+        <w:tc>
+          <w:tcPr>
+            <w:tcW w:type="dxa" w:w="3744"/>
+            <w:shd w:fill="1a233a"/>
+          </w:tcPr>
+          <w:p>
+            <w:r>
+              <w:rPr>
+                <w:b/>
+                <w:color w:val="FFFFFF"/>
+                <w:sz w:val="19"/>
+              </w:rPr>
+              <w:t>Herramienta</w:t>
+            </w:r>
+          </w:p>
+        </w:tc>
+        <w:tc>
+          <w:tcPr>
+            <w:tcW w:type="dxa" w:w="6336"/>
+            <w:shd w:fill="1a233a"/>
+          </w:tcPr>
+          <w:p>
+            <w:r>
+              <w:rPr>
+                <w:b/>
+                <w:color w:val="FFFFFF"/>
+                <w:sz w:val="19"/>
+              </w:rPr>
+              <w:t>Propósito</w:t>
+            </w:r>
+          </w:p>
+        </w:tc>
+      </w:tr>
+      <w:tr>
+        <w:tc>
+          <w:tcPr>
+            <w:tcW w:type="dxa" w:w="3744"/>
+          </w:tcPr>
+          <w:p>
+            <w:pPr>
+              <w:spacing w:after="40"/>
+            </w:pPr>
+            <w:r>
+              <w:rPr>
+                <w:sz w:val="19"/>
+              </w:rPr>
+              <w:t>Paso manual 14 (blueprint original)</w:t>
+            </w:r>
+          </w:p>
+        </w:tc>
+        <w:tc>
+          <w:tcPr>
+            <w:tcW w:type="dxa" w:w="6336"/>
+          </w:tcPr>
+          <w:p>
+            <w:pPr>
+              <w:spacing w:after="40"/>
+            </w:pPr>
+            <w:r>
+              <w:rPr>
+                <w:sz w:val="19"/>
+              </w:rPr>
+              <w:t>Seed + login + emisión de licencia + rutas por rol, contra Postgres real</w:t>
+            </w:r>
+          </w:p>
+        </w:tc>
+      </w:tr>
+      <w:tr>
+        <w:tc>
+          <w:tcPr>
+            <w:tcW w:type="dxa" w:w="3744"/>
+          </w:tcPr>
+          <w:p>
+            <w:pPr>
+              <w:spacing w:after="40"/>
+            </w:pPr>
+            <w:r>
+              <w:rPr>
+                <w:sz w:val="19"/>
+              </w:rPr>
+              <w:t>scratchpad/admin-ops (arnés interno, no versionado)</w:t>
+            </w:r>
+          </w:p>
+        </w:tc>
+        <w:tc>
+          <w:tcPr>
+            <w:tcW w:type="dxa" w:w="6336"/>
+          </w:tcPr>
+          <w:p>
+            <w:pPr>
+              <w:spacing w:after="40"/>
+            </w:pPr>
+            <w:r>
+              <w:rPr>
+                <w:sz w:val="19"/>
+              </w:rPr>
+              <w:t>Invoca LicenseIssuanceService/LicenseLifecycleService reales contra producción para crear/aprobar/rechazar/revocar licencias de prueba sin necesitar sesión de admin</w:t>
+            </w:r>
+          </w:p>
+        </w:tc>
+      </w:tr>
+      <w:tr>
+        <w:tc>
+          <w:tcPr>
+            <w:tcW w:type="dxa" w:w="3744"/>
+          </w:tcPr>
+          <w:p>
+            <w:pPr>
+              <w:spacing w:after="40"/>
+            </w:pPr>
+            <w:r>
+              <w:rPr>
+                <w:sz w:val="19"/>
+              </w:rPr>
+              <w:t>ActivationHelloWorld (LicensingApi git repo, versionado)</w:t>
+            </w:r>
+          </w:p>
+        </w:tc>
+        <w:tc>
+          <w:tcPr>
+            <w:tcW w:type="dxa" w:w="6336"/>
+          </w:tcPr>
+          <w:p>
+            <w:pPr>
+              <w:spacing w:after="40"/>
+            </w:pPr>
+            <w:r>
+              <w:rPr>
+                <w:sz w:val="19"/>
+              </w:rPr>
+              <w:t>Consola .NET Windows real: lee hardware por WMI, llama /api/activate y /api/checkin contra producción, descifra y verifica el archivo de licencia con las claves reales. Usado para ejecutar el ciclo de vida completo en vivo: emitir → activar → aprobar → reactivar → deriva de hardware → rechazar → checkin bloqueado → vencer el período de gracia → checkin bloqueado → revocar → checkin bloqueado — cada paso con firma RSA verificada.</w:t>
+            </w:r>
+          </w:p>
+        </w:tc>
+      </w:tr>
+      <w:tr>
+        <w:tc>
+          <w:tcPr>
+            <w:tcW w:type="dxa" w:w="3744"/>
+          </w:tcPr>
+          <w:p>
+            <w:pPr>
+              <w:spacing w:after="40"/>
+            </w:pPr>
+            <w:r>
+              <w:rPr>
+                <w:sz w:val="19"/>
+              </w:rPr>
+              <w:t>curl / openssl s_client directos</w:t>
+            </w:r>
+          </w:p>
+        </w:tc>
+        <w:tc>
+          <w:tcPr>
+            <w:tcW w:type="dxa" w:w="6336"/>
+          </w:tcPr>
+          <w:p>
+            <w:pPr>
+              <w:spacing w:after="40"/>
+            </w:pPr>
+            <w:r>
+              <w:rPr>
+                <w:sz w:val="19"/>
+              </w:rPr>
+              <w:t>Verificación de rate limiting, MaxActivationsReached, y diagnóstico de la cadena TLS Cloudflare → Tunnel → nginx</w:t>
+            </w:r>
+          </w:p>
+        </w:tc>
+      </w:tr>
+    </w:tbl>
+    <w:p/>
     <w:p>
       <w:r>
         <w:br w:type="page"/>
@@ -4896,6 +6692,38 @@
         </w:tc>
         <w:tc>
           <w:tcPr>
+            <w:tcW w:type="dxa" w:w="3600"/>
+            <w:shd w:fill="1a233a"/>
+          </w:tcPr>
+          <w:p>
+            <w:r>
+              <w:rPr>
+                <w:b/>
+                <w:color w:val="FFFFFF"/>
+                <w:sz w:val="19"/>
+              </w:rPr>
+              <w:t>Riesgo</w:t>
+            </w:r>
+          </w:p>
+        </w:tc>
+        <w:tc>
+          <w:tcPr>
+            <w:tcW w:type="dxa" w:w="2448"/>
+            <w:shd w:fill="1a233a"/>
+          </w:tcPr>
+          <w:p>
+            <w:r>
+              <w:rPr>
+                <w:b/>
+                <w:color w:val="FFFFFF"/>
+                <w:sz w:val="19"/>
+              </w:rPr>
+              <w:t>Impacto</w:t>
+            </w:r>
+          </w:p>
+        </w:tc>
+        <w:tc>
+          <w:tcPr>
             <w:tcW w:type="dxa" w:w="3312"/>
             <w:shd w:fill="1a233a"/>
           </w:tcPr>
@@ -4906,39 +6734,7 @@
                 <w:color w:val="FFFFFF"/>
                 <w:sz w:val="19"/>
               </w:rPr>
-              <w:t>Riesgo</w:t>
-            </w:r>
-          </w:p>
-        </w:tc>
-        <w:tc>
-          <w:tcPr>
-            <w:tcW w:type="dxa" w:w="2304"/>
-            <w:shd w:fill="1a233a"/>
-          </w:tcPr>
-          <w:p>
-            <w:r>
-              <w:rPr>
-                <w:b/>
-                <w:color w:val="FFFFFF"/>
-                <w:sz w:val="19"/>
-              </w:rPr>
-              <w:t>Impacto</w:t>
-            </w:r>
-          </w:p>
-        </w:tc>
-        <w:tc>
-          <w:tcPr>
-            <w:tcW w:type="dxa" w:w="3744"/>
-            <w:shd w:fill="1a233a"/>
-          </w:tcPr>
-          <w:p>
-            <w:r>
-              <w:rPr>
-                <w:b/>
-                <w:color w:val="FFFFFF"/>
-                <w:sz w:val="19"/>
-              </w:rPr>
-              <w:t>Mitigación / Estado</w:t>
+              <w:t>Estado al cierre</w:t>
             </w:r>
           </w:p>
         </w:tc>
@@ -4962,6 +6758,38 @@
         </w:tc>
         <w:tc>
           <w:tcPr>
+            <w:tcW w:type="dxa" w:w="3600"/>
+          </w:tcPr>
+          <w:p>
+            <w:pPr>
+              <w:spacing w:after="40"/>
+            </w:pPr>
+            <w:r>
+              <w:rPr>
+                <w:sz w:val="19"/>
+              </w:rPr>
+              <w:t>Password de Postgres similar a la credencial histórica filtrada Test2020#</w:t>
+            </w:r>
+          </w:p>
+        </w:tc>
+        <w:tc>
+          <w:tcPr>
+            <w:tcW w:type="dxa" w:w="2448"/>
+          </w:tcPr>
+          <w:p>
+            <w:pPr>
+              <w:spacing w:after="40"/>
+            </w:pPr>
+            <w:r>
+              <w:rPr>
+                <w:sz w:val="19"/>
+              </w:rPr>
+              <w:t>Alto si se explota</w:t>
+            </w:r>
+          </w:p>
+        </w:tc>
+        <w:tc>
+          <w:tcPr>
             <w:tcW w:type="dxa" w:w="3312"/>
           </w:tcPr>
           <w:p>
@@ -4972,39 +6800,7 @@
               <w:rPr>
                 <w:sz w:val="19"/>
               </w:rPr>
-              <w:t>Password de Postgres (172.16.101.12) similar a la credencial histórica filtrada Test2020#</w:t>
-            </w:r>
-          </w:p>
-        </w:tc>
-        <w:tc>
-          <w:tcPr>
-            <w:tcW w:type="dxa" w:w="2304"/>
-          </w:tcPr>
-          <w:p>
-            <w:pPr>
-              <w:spacing w:after="40"/>
-            </w:pPr>
-            <w:r>
-              <w:rPr>
-                <w:sz w:val="19"/>
-              </w:rPr>
-              <w:t>Alto si se explota</w:t>
-            </w:r>
-          </w:p>
-        </w:tc>
-        <w:tc>
-          <w:tcPr>
-            <w:tcW w:type="dxa" w:w="3744"/>
-          </w:tcPr>
-          <w:p>
-            <w:pPr>
-              <w:spacing w:after="40"/>
-            </w:pPr>
-            <w:r>
-              <w:rPr>
-                <w:sz w:val="19"/>
-              </w:rPr>
-              <w:t>Rotación pospuesta por decisión del usuario ("proyecto va a correr en local por un tiempo"). No bloqueante hoy; pendiente de baja prioridad.</w:t>
+              <w:t>Abierto — rotación pospuesta por decisión del usuario. Ahora más urgente: la API es pública.</w:t>
             </w:r>
           </w:p>
         </w:tc>
@@ -5028,6 +6824,38 @@
         </w:tc>
         <w:tc>
           <w:tcPr>
+            <w:tcW w:type="dxa" w:w="3600"/>
+          </w:tcPr>
+          <w:p>
+            <w:pPr>
+              <w:spacing w:after="40"/>
+            </w:pPr>
+            <w:r>
+              <w:rPr>
+                <w:sz w:val="19"/>
+              </w:rPr>
+              <w:t>DNS interno del LXC apuntaba a resolvers públicos temporales</w:t>
+            </w:r>
+          </w:p>
+        </w:tc>
+        <w:tc>
+          <w:tcPr>
+            <w:tcW w:type="dxa" w:w="2448"/>
+          </w:tcPr>
+          <w:p>
+            <w:pPr>
+              <w:spacing w:after="40"/>
+            </w:pPr>
+            <w:r>
+              <w:rPr>
+                <w:sz w:val="19"/>
+              </w:rPr>
+              <w:t>Medio</w:t>
+            </w:r>
+          </w:p>
+        </w:tc>
+        <w:tc>
+          <w:tcPr>
             <w:tcW w:type="dxa" w:w="3312"/>
           </w:tcPr>
           <w:p>
@@ -5038,39 +6866,7 @@
               <w:rPr>
                 <w:sz w:val="19"/>
               </w:rPr>
-              <w:t>DNS interno del LXC apunta a resolvers públicos temporales</w:t>
-            </w:r>
-          </w:p>
-        </w:tc>
-        <w:tc>
-          <w:tcPr>
-            <w:tcW w:type="dxa" w:w="2304"/>
-          </w:tcPr>
-          <w:p>
-            <w:pPr>
-              <w:spacing w:after="40"/>
-            </w:pPr>
-            <w:r>
-              <w:rPr>
-                <w:sz w:val="19"/>
-              </w:rPr>
-              <w:t>Medio — Proxmox puede revertirlo en el próximo sync/reinicio</w:t>
-            </w:r>
-          </w:p>
-        </w:tc>
-        <w:tc>
-          <w:tcPr>
-            <w:tcW w:type="dxa" w:w="3744"/>
-          </w:tcPr>
-          <w:p>
-            <w:pPr>
-              <w:spacing w:after="40"/>
-            </w:pPr>
-            <w:r>
-              <w:rPr>
-                <w:sz w:val="19"/>
-              </w:rPr>
-              <w:t>El usuario debe revisar por qué la subred 10.11.1.0/24 no alcanza los DNS internos 172.16.101.8/251/252</w:t>
+              <w:t>Sin cambios reportados desde la fase anterior; revisar con el usuario.</w:t>
             </w:r>
           </w:p>
         </w:tc>
@@ -5094,6 +6890,38 @@
         </w:tc>
         <w:tc>
           <w:tcPr>
+            <w:tcW w:type="dxa" w:w="3600"/>
+          </w:tcPr>
+          <w:p>
+            <w:pPr>
+              <w:spacing w:after="40"/>
+            </w:pPr>
+            <w:r>
+              <w:rPr>
+                <w:sz w:val="19"/>
+              </w:rPr>
+              <w:t>Certificado TLS autofirmado en el LXC</w:t>
+            </w:r>
+          </w:p>
+        </w:tc>
+        <w:tc>
+          <w:tcPr>
+            <w:tcW w:type="dxa" w:w="2448"/>
+          </w:tcPr>
+          <w:p>
+            <w:pPr>
+              <w:spacing w:after="40"/>
+            </w:pPr>
+            <w:r>
+              <w:rPr>
+                <w:sz w:val="19"/>
+              </w:rPr>
+              <w:t>Bajo</w:t>
+            </w:r>
+          </w:p>
+        </w:tc>
+        <w:tc>
+          <w:tcPr>
             <w:tcW w:type="dxa" w:w="3312"/>
           </w:tcPr>
           <w:p>
@@ -5104,39 +6932,7 @@
               <w:rPr>
                 <w:sz w:val="19"/>
               </w:rPr>
-              <w:t>Certificado TLS autofirmado en el LXC</w:t>
-            </w:r>
-          </w:p>
-        </w:tc>
-        <w:tc>
-          <w:tcPr>
-            <w:tcW w:type="dxa" w:w="2304"/>
-          </w:tcPr>
-          <w:p>
-            <w:pPr>
-              <w:spacing w:after="40"/>
-            </w:pPr>
-            <w:r>
-              <w:rPr>
-                <w:sz w:val="19"/>
-              </w:rPr>
-              <w:t>Bajo (LAN interna, sin DNS público)</w:t>
-            </w:r>
-          </w:p>
-        </w:tc>
-        <w:tc>
-          <w:tcPr>
-            <w:tcW w:type="dxa" w:w="3744"/>
-          </w:tcPr>
-          <w:p>
-            <w:pPr>
-              <w:spacing w:after="40"/>
-            </w:pPr>
-            <w:r>
-              <w:rPr>
-                <w:sz w:val="19"/>
-              </w:rPr>
-              <w:t>Aceptado para esta fase; revisar si el sistema se vuelve accesible desde internet</w:t>
+              <w:t>CERRADO — reemplazado por Cloudflare Origin CA cert de punta a punta (CR-09).</w:t>
             </w:r>
           </w:p>
         </w:tc>
@@ -5160,6 +6956,38 @@
         </w:tc>
         <w:tc>
           <w:tcPr>
+            <w:tcW w:type="dxa" w:w="3600"/>
+          </w:tcPr>
+          <w:p>
+            <w:pPr>
+              <w:spacing w:after="40"/>
+            </w:pPr>
+            <w:r>
+              <w:rPr>
+                <w:sz w:val="19"/>
+              </w:rPr>
+              <w:t>Sin rate limiting en /api/activate y /api/checkin</w:t>
+            </w:r>
+          </w:p>
+        </w:tc>
+        <w:tc>
+          <w:tcPr>
+            <w:tcW w:type="dxa" w:w="2448"/>
+          </w:tcPr>
+          <w:p>
+            <w:pPr>
+              <w:spacing w:after="40"/>
+            </w:pPr>
+            <w:r>
+              <w:rPr>
+                <w:sz w:val="19"/>
+              </w:rPr>
+              <w:t>Medio-Alto (API ahora pública)</w:t>
+            </w:r>
+          </w:p>
+        </w:tc>
+        <w:tc>
+          <w:tcPr>
             <w:tcW w:type="dxa" w:w="3312"/>
           </w:tcPr>
           <w:p>
@@ -5170,39 +6998,7 @@
               <w:rPr>
                 <w:sz w:val="19"/>
               </w:rPr>
-              <w:t>Sin rate limiting en /api/activate y /api/checkin</w:t>
-            </w:r>
-          </w:p>
-        </w:tc>
-        <w:tc>
-          <w:tcPr>
-            <w:tcW w:type="dxa" w:w="2304"/>
-          </w:tcPr>
-          <w:p>
-            <w:pPr>
-              <w:spacing w:after="40"/>
-            </w:pPr>
-            <w:r>
-              <w:rPr>
-                <w:sz w:val="19"/>
-              </w:rPr>
-              <w:t>Medio si la API se expone a internet</w:t>
-            </w:r>
-          </w:p>
-        </w:tc>
-        <w:tc>
-          <w:tcPr>
-            <w:tcW w:type="dxa" w:w="3744"/>
-          </w:tcPr>
-          <w:p>
-            <w:pPr>
-              <w:spacing w:after="40"/>
-            </w:pPr>
-            <w:r>
-              <w:rPr>
-                <w:sz w:val="19"/>
-              </w:rPr>
-              <w:t>Non-Goal explícito del SoW original; TODO ya marcado en el código</w:t>
+              <w:t>CERRADO — 30 req/min por IP, verificado en vivo (§6).</w:t>
             </w:r>
           </w:p>
         </w:tc>
@@ -5226,6 +7022,38 @@
         </w:tc>
         <w:tc>
           <w:tcPr>
+            <w:tcW w:type="dxa" w:w="3600"/>
+          </w:tcPr>
+          <w:p>
+            <w:pPr>
+              <w:spacing w:after="40"/>
+            </w:pPr>
+            <w:r>
+              <w:rPr>
+                <w:sz w:val="19"/>
+              </w:rPr>
+              <w:t>Autorización basada en claims de cookie con hasta 30 min de obsolescencia</w:t>
+            </w:r>
+          </w:p>
+        </w:tc>
+        <w:tc>
+          <w:tcPr>
+            <w:tcW w:type="dxa" w:w="2448"/>
+          </w:tcPr>
+          <w:p>
+            <w:pPr>
+              <w:spacing w:after="40"/>
+            </w:pPr>
+            <w:r>
+              <w:rPr>
+                <w:sz w:val="19"/>
+              </w:rPr>
+              <w:t>Medio para escrituras irreversibles</w:t>
+            </w:r>
+          </w:p>
+        </w:tc>
+        <w:tc>
+          <w:tcPr>
             <w:tcW w:type="dxa" w:w="3312"/>
           </w:tcPr>
           <w:p>
@@ -5236,39 +7064,7 @@
               <w:rPr>
                 <w:sz w:val="19"/>
               </w:rPr>
-              <w:t>Autorización basada en claims de cookie con hasta 30 min de obsolescencia</w:t>
-            </w:r>
-          </w:p>
-        </w:tc>
-        <w:tc>
-          <w:tcPr>
-            <w:tcW w:type="dxa" w:w="2304"/>
-          </w:tcPr>
-          <w:p>
-            <w:pPr>
-              <w:spacing w:after="40"/>
-            </w:pPr>
-            <w:r>
-              <w:rPr>
-                <w:sz w:val="19"/>
-              </w:rPr>
-              <w:t>Medio para escrituras irreversibles (emitir licencia, gestionar admins)</w:t>
-            </w:r>
-          </w:p>
-        </w:tc>
-        <w:tc>
-          <w:tcPr>
-            <w:tcW w:type="dxa" w:w="3744"/>
-          </w:tcPr>
-          <w:p>
-            <w:pPr>
-              <w:spacing w:after="40"/>
-            </w:pPr>
-            <w:r>
-              <w:rPr>
-                <w:sz w:val="19"/>
-              </w:rPr>
-              <w:t>Hardening backlog #13 [PRIORIDAD] — no implementado aún</w:t>
+              <w:t>Abierto — hardening backlog #13 [PRIORIDAD], no implementado.</w:t>
             </w:r>
           </w:p>
         </w:tc>
@@ -5292,6 +7088,38 @@
         </w:tc>
         <w:tc>
           <w:tcPr>
+            <w:tcW w:type="dxa" w:w="3600"/>
+          </w:tcPr>
+          <w:p>
+            <w:pPr>
+              <w:spacing w:after="40"/>
+            </w:pPr>
+            <w:r>
+              <w:rPr>
+                <w:sz w:val="19"/>
+              </w:rPr>
+              <w:t>Clave AES simétrica de LicensingApi debe compartirse fuera de banda con cualquier DLL cliente</w:t>
+            </w:r>
+          </w:p>
+        </w:tc>
+        <w:tc>
+          <w:tcPr>
+            <w:tcW w:type="dxa" w:w="2448"/>
+          </w:tcPr>
+          <w:p>
+            <w:pPr>
+              <w:spacing w:after="40"/>
+            </w:pPr>
+            <w:r>
+              <w:rPr>
+                <w:sz w:val="19"/>
+              </w:rPr>
+              <w:t>Medio — inherente al esquema</w:t>
+            </w:r>
+          </w:p>
+        </w:tc>
+        <w:tc>
+          <w:tcPr>
             <w:tcW w:type="dxa" w:w="3312"/>
           </w:tcPr>
           <w:p>
@@ -5302,39 +7130,205 @@
               <w:rPr>
                 <w:sz w:val="19"/>
               </w:rPr>
-              <w:t>Clave AES simétrica de LicensingApi debe compartirse fuera de banda con cualquier DLL cliente</w:t>
-            </w:r>
-          </w:p>
-        </w:tc>
-        <w:tc>
-          <w:tcPr>
-            <w:tcW w:type="dxa" w:w="2304"/>
-          </w:tcPr>
-          <w:p>
-            <w:pPr>
-              <w:spacing w:after="40"/>
-            </w:pPr>
-            <w:r>
-              <w:rPr>
-                <w:sz w:val="19"/>
-              </w:rPr>
-              <w:t>Medio — una clave simétrica embebida en un binario cliente nunca es secreta de verdad</w:t>
-            </w:r>
-          </w:p>
-        </w:tc>
-        <w:tc>
-          <w:tcPr>
-            <w:tcW w:type="dxa" w:w="3744"/>
-          </w:tcPr>
-          <w:p>
-            <w:pPr>
-              <w:spacing w:after="40"/>
-            </w:pPr>
-            <w:r>
-              <w:rPr>
-                <w:sz w:val="19"/>
-              </w:rPr>
-              <w:t>Documentado explícitamente en la referencia de integración (§5.5 de ese documento); es una limitación conocida del esquema, no un descuido</w:t>
+              <w:t>Aceptado por diseño, documentado en la referencia de integración §5.5.</w:t>
+            </w:r>
+          </w:p>
+        </w:tc>
+      </w:tr>
+      <w:tr>
+        <w:tc>
+          <w:tcPr>
+            <w:tcW w:type="dxa" w:w="720"/>
+          </w:tcPr>
+          <w:p>
+            <w:pPr>
+              <w:spacing w:after="40"/>
+            </w:pPr>
+            <w:r>
+              <w:rPr>
+                <w:sz w:val="19"/>
+              </w:rPr>
+              <w:t>R-7</w:t>
+            </w:r>
+          </w:p>
+        </w:tc>
+        <w:tc>
+          <w:tcPr>
+            <w:tcW w:type="dxa" w:w="3600"/>
+          </w:tcPr>
+          <w:p>
+            <w:pPr>
+              <w:spacing w:after="40"/>
+            </w:pPr>
+            <w:r>
+              <w:rPr>
+                <w:sz w:val="19"/>
+              </w:rPr>
+              <w:t>LicensingAdmin sigue hablando directo a la BD en vez de a través de la API</w:t>
+            </w:r>
+          </w:p>
+        </w:tc>
+        <w:tc>
+          <w:tcPr>
+            <w:tcW w:type="dxa" w:w="2448"/>
+          </w:tcPr>
+          <w:p>
+            <w:pPr>
+              <w:spacing w:after="40"/>
+            </w:pPr>
+            <w:r>
+              <w:rPr>
+                <w:sz w:val="19"/>
+              </w:rPr>
+              <w:t>Bajo hoy (mismo host), mayor si algún día se separan</w:t>
+            </w:r>
+          </w:p>
+        </w:tc>
+        <w:tc>
+          <w:tcPr>
+            <w:tcW w:type="dxa" w:w="3312"/>
+          </w:tcPr>
+          <w:p>
+            <w:pPr>
+              <w:spacing w:after="40"/>
+            </w:pPr>
+            <w:r>
+              <w:rPr>
+                <w:sz w:val="19"/>
+              </w:rPr>
+              <w:t>Abierto, sin urgencia inmediata.</w:t>
+            </w:r>
+          </w:p>
+        </w:tc>
+      </w:tr>
+      <w:tr>
+        <w:tc>
+          <w:tcPr>
+            <w:tcW w:type="dxa" w:w="720"/>
+          </w:tcPr>
+          <w:p>
+            <w:pPr>
+              <w:spacing w:after="40"/>
+            </w:pPr>
+            <w:r>
+              <w:rPr>
+                <w:sz w:val="19"/>
+              </w:rPr>
+              <w:t>R-8</w:t>
+            </w:r>
+          </w:p>
+        </w:tc>
+        <w:tc>
+          <w:tcPr>
+            <w:tcW w:type="dxa" w:w="3600"/>
+          </w:tcPr>
+          <w:p>
+            <w:pPr>
+              <w:spacing w:after="40"/>
+            </w:pPr>
+            <w:r>
+              <w:rPr>
+                <w:sz w:val="19"/>
+              </w:rPr>
+              <w:t>El certificado Origin CA (con clave privada) se pegó en texto plano en el chat de la sesión tres veces</w:t>
+            </w:r>
+          </w:p>
+        </w:tc>
+        <w:tc>
+          <w:tcPr>
+            <w:tcW w:type="dxa" w:w="2448"/>
+          </w:tcPr>
+          <w:p>
+            <w:pPr>
+              <w:spacing w:after="40"/>
+            </w:pPr>
+            <w:r>
+              <w:rPr>
+                <w:sz w:val="19"/>
+              </w:rPr>
+              <w:t>Bajo — el material ya está instalado; el canal de chat no es persistente ni público</w:t>
+            </w:r>
+          </w:p>
+        </w:tc>
+        <w:tc>
+          <w:tcPr>
+            <w:tcW w:type="dxa" w:w="3312"/>
+          </w:tcPr>
+          <w:p>
+            <w:pPr>
+              <w:spacing w:after="40"/>
+            </w:pPr>
+            <w:r>
+              <w:rPr>
+                <w:sz w:val="19"/>
+              </w:rPr>
+              <w:t>Abierto — el usuario puede rotar los certificados desde el dashboard de Cloudflare sin downtime si lo prefiere.</w:t>
+            </w:r>
+          </w:p>
+        </w:tc>
+      </w:tr>
+      <w:tr>
+        <w:tc>
+          <w:tcPr>
+            <w:tcW w:type="dxa" w:w="720"/>
+          </w:tcPr>
+          <w:p>
+            <w:pPr>
+              <w:spacing w:after="40"/>
+            </w:pPr>
+            <w:r>
+              <w:rPr>
+                <w:sz w:val="19"/>
+              </w:rPr>
+              <w:t>R-9</w:t>
+            </w:r>
+          </w:p>
+        </w:tc>
+        <w:tc>
+          <w:tcPr>
+            <w:tcW w:type="dxa" w:w="3600"/>
+          </w:tcPr>
+          <w:p>
+            <w:pPr>
+              <w:spacing w:after="40"/>
+            </w:pPr>
+            <w:r>
+              <w:rPr>
+                <w:sz w:val="19"/>
+              </w:rPr>
+              <w:t>Sin backup automatizado de Postgres</w:t>
+            </w:r>
+          </w:p>
+        </w:tc>
+        <w:tc>
+          <w:tcPr>
+            <w:tcW w:type="dxa" w:w="2448"/>
+          </w:tcPr>
+          <w:p>
+            <w:pPr>
+              <w:spacing w:after="40"/>
+            </w:pPr>
+            <w:r>
+              <w:rPr>
+                <w:sz w:val="19"/>
+              </w:rPr>
+              <w:t>Medio — pérdida de datos ante fallo del host</w:t>
+            </w:r>
+          </w:p>
+        </w:tc>
+        <w:tc>
+          <w:tcPr>
+            <w:tcW w:type="dxa" w:w="3312"/>
+          </w:tcPr>
+          <w:p>
+            <w:pPr>
+              <w:spacing w:after="40"/>
+            </w:pPr>
+            <w:r>
+              <w:rPr>
+                <w:sz w:val="19"/>
+              </w:rPr>
+              <w:t>Abierto, heredado de la fase de infraestructura anterior.</w:t>
             </w:r>
           </w:p>
         </w:tc>
@@ -5362,12 +7356,38 @@
         <w:rPr>
           <w:b/>
         </w:rPr>
-        <w:t>Los tests automatizados no sustituyen la verificación contra infraestructura real.</w:t>
+        <w:t>Cero cobertura de test no es neutral — es un defecto crítico esperando su primera invocación real.</w:t>
       </w:r>
     </w:p>
     <w:p>
       <w:r>
-        <w:t>El defecto D-04 (mapeo de columnas EF) sobrevivió 366 tests en verde porque ninguno tocaba Postgres real. El paso manual 14 del blueprint existía precisamente para esto, y cumplió su propósito la primera vez que se ejecutó de verdad.</w:t>
+        <w:t>LicenseFileService y ActivationService.CheckinAsync tenían código plausible, revisado, y con comentarios explicando su diseño — pero cero tests. Ambos crashearon al 100% en su primera invocación real (D-10, D-13). El patrón se repitió porque ninguno de los dos formaba parte del blueprint original con su tester obligatorio por tarea — se construyeron fuera de ese proceso. Lección operativa: cualquier código nuevo, dentro o fuera de un blueprint formal, necesita el mismo nivel de cobertura antes de considerarse terminado.</w:t>
+      </w:r>
+    </w:p>
+    <w:p>
+      <w:r>
+        <w:rPr>
+          <w:b/>
+        </w:rPr>
+        <w:t>Los tests automatizados no sustituyen la verificación contra infraestructura real — pero un arnés de prueba reutilizable sí puede acercarse.</w:t>
+      </w:r>
+    </w:p>
+    <w:p>
+      <w:r>
+        <w:t>El paso manual 14 encontró D-04; la primera /api/activate real encontró D-10; escribir el test de regresión de D-11/D-12 encontró D-13 antes de que un cliente real lo hiciera. ActivationHelloWorld convierte esa verificación ad-hoc en una herramienta versionada y reutilizable para la próxima vez que cambie este código.</w:t>
+      </w:r>
+    </w:p>
+    <w:p>
+      <w:r>
+        <w:rPr>
+          <w:b/>
+        </w:rPr>
+        <w:t>Un límite de un proveedor externo (Cloudflare) puede parecer un problema de propagación cuando en realidad es un límite estructural del plan gratuito.</w:t>
+      </w:r>
+    </w:p>
+    <w:p>
+      <w:r>
+        <w:t>api.licensing.miautrix.tech nunca iba a funcionar sin importar cuánto se esperara — el Universal SSL gratuito sólo cubre un nivel de subdominio. Diagnosticarlo requirió revisar el panel de Edge Certificates directamente en vez de seguir esperando; la solución (renombrar a un subdominio de un nivel) fue gratis e inmediata una vez identificado el límite real.</w:t>
       </w:r>
     </w:p>
     <w:p>
@@ -5380,7 +7400,7 @@
     </w:p>
     <w:p>
       <w:r>
-        <w:t>El blueprint original marcó Notification Settings y Reportes/exportación como explícitamente fuera de alcance, con la condición "revisar cuando se prioricen". El sponsor los pidió 10 días después, tras ver el sistema en uso real; ambos se construyeron sin conflicto con el diseño original porque el blueprint ya había dejado la puerta abierta.</w:t>
+        <w:t>Rate limiting, MaxActivations duro, TLS real, exportación a Excel y notificaciones SMTP fueron todos Non-Goals explícitos del blueprint original con una condición de revisión documentada ("antes de exponer a internet", "cuando se prioricen"). Los cinco se construyeron sin conflicto con el diseño original porque el blueprint ya había dejado la puerta abierta y documentado cuándo abrirla.</w:t>
       </w:r>
     </w:p>
     <w:p>
@@ -5393,33 +7413,7 @@
     </w:p>
     <w:p>
       <w:r>
-        <w:t>CRLF vs LF, la ausencia de rsync en Git Bash, y un apóstrofo rompiendo el parser de bash dentro de comillas dobles — ninguno se manifiesta trabajando solo en Windows; todos aparecieron en el primer despliegue real a Linux.</w:t>
-      </w:r>
-    </w:p>
-    <w:p>
-      <w:r>
-        <w:rPr>
-          <w:b/>
-        </w:rPr>
-        <w:t>Una condición AND sobre dos secretos de configuración puede enmascarar que uno de ellos sí se configuró.</w:t>
-      </w:r>
-    </w:p>
-    <w:p>
-      <w:r>
-        <w:t>LicensingApi exige Crypto:RsaPrivateKeyPem Y Crypto:AesKeyBase64 juntos para usar material persistente; faltar solo uno tira ambos al modo efímero. La clave RSA correctamente configurada quedó ignorada sin ningún error visible hasta que se investigó a fondo para otro propósito (el documento de referencia del DLL).</w:t>
-      </w:r>
-    </w:p>
-    <w:p>
-      <w:r>
-        <w:rPr>
-          <w:b/>
-        </w:rPr>
-        <w:t>Un `[AllowAnonymous]` en un componente Blazor no basta si el FallbackPolicy protege el endpoint HTTP compartido que sirve el host.</w:t>
-      </w:r>
-    </w:p>
-    <w:p>
-      <w:r>
-        <w:t>El primer intento de landing pública falló porque MapFallbackToPage("/_Host") es un único endpoint HTTP para todas las páginas Blazor; solo una Razor Page real (con su propio endpoint routeable) respeta [AllowAnonymous] frente al FallbackPolicy — el mismo patrón que ya usaban Login/Logout/AccessDenied.</w:t>
+        <w:t>CRLF vs LF, la ausencia de rsync en Git Bash, y un apóstrofo rompiendo el parser de bash dentro de comillas dobles — todos aparecieron en el primer despliegue real a Linux, ninguno se manifiesta trabajando solo en Windows.</w:t>
       </w:r>
     </w:p>
     <w:p>
@@ -5435,12 +7429,12 @@
         <w:rPr>
           <w:color w:val="1A233A"/>
         </w:rPr>
-        <w:t>10. Estado Actual / Sign-off</w:t>
+        <w:t>10. Estado Final / Sign-off</w:t>
       </w:r>
     </w:p>
     <w:p>
       <w:r>
-        <w:t>Este NO es un documento de cierre — el proyecto sigue activo y el sponsor sigue dirigiendo trabajo directamente (ver CR-04 en curso). Esta sección resume el estado verificable a la fecha de generación de este documento.</w:t>
+        <w:t>Este documento marca el cierre formal del proyecto a pedido del sponsor ("let's proceed with the closure of this project"). El sistema está en producción, público, probado de extremo a extremo con herramientas reales, y sin trabajo pendiente conocido que bloquee su operación.</w:t>
       </w:r>
     </w:p>
     <w:tbl>
@@ -5551,7 +7545,7 @@
               <w:rPr>
                 <w:sz w:val="19"/>
               </w:rPr>
-              <w:t>GitHub privado, main actualizado con todo lo desplegado (commit e704178)</w:t>
+              <w:t>GitHub privado, main actualizado con todo lo desplegado</w:t>
             </w:r>
           </w:p>
         </w:tc>
@@ -5585,7 +7579,7 @@
               <w:rPr>
                 <w:sz w:val="19"/>
               </w:rPr>
-              <w:t>LXC Debian 13 (10.11.1.41) — LicensingAdmin (HTTPS) + LicensingApi, ambos activos</w:t>
+              <w:t>LXC Debian 13 (10.11.1.41) — LicensingAdmin + LicensingApi, ambos activos</w:t>
             </w:r>
           </w:p>
         </w:tc>
@@ -5603,7 +7597,7 @@
               <w:rPr>
                 <w:sz w:val="19"/>
               </w:rPr>
-              <w:t>Build / Tests</w:t>
+              <w:t>Exposición pública</w:t>
             </w:r>
           </w:p>
         </w:tc>
@@ -5619,7 +7613,7 @@
               <w:rPr>
                 <w:sz w:val="19"/>
               </w:rPr>
-              <w:t>dotnet build -warnaserror: 0 warnings. dotnet test: 381/381, 0 skipped</w:t>
+              <w:t>https://licensing.miautrix.tech y https://licensing-api.miautrix.tech, TLS de punta a punta, verificado en vivo</w:t>
             </w:r>
           </w:p>
         </w:tc>
@@ -5637,7 +7631,7 @@
               <w:rPr>
                 <w:sz w:val="19"/>
               </w:rPr>
-              <w:t>CR-04 (paquete E3, 7 ítems)</w:t>
+              <w:t>Build / Tests</w:t>
             </w:r>
           </w:p>
         </w:tc>
@@ -5653,7 +7647,7 @@
               <w:rPr>
                 <w:sz w:val="19"/>
               </w:rPr>
-              <w:t>En curso — ítems 1-6 completos y verificados; ítem 7 es este documento</w:t>
+              <w:t>dotnet build -warnaserror: 0 warnings. dotnet test: 426/426, 0 skipped</w:t>
             </w:r>
           </w:p>
         </w:tc>
@@ -5671,6 +7665,74 @@
               <w:rPr>
                 <w:sz w:val="19"/>
               </w:rPr>
+              <w:t>CR-04 a CR-09</w:t>
+            </w:r>
+          </w:p>
+        </w:tc>
+        <w:tc>
+          <w:tcPr>
+            <w:tcW w:type="dxa" w:w="6480"/>
+          </w:tcPr>
+          <w:p>
+            <w:pPr>
+              <w:spacing w:after="40"/>
+            </w:pPr>
+            <w:r>
+              <w:rPr>
+                <w:sz w:val="19"/>
+              </w:rPr>
+              <w:t>Todos cerrados</w:t>
+            </w:r>
+          </w:p>
+        </w:tc>
+      </w:tr>
+      <w:tr>
+        <w:tc>
+          <w:tcPr>
+            <w:tcW w:type="dxa" w:w="3600"/>
+          </w:tcPr>
+          <w:p>
+            <w:pPr>
+              <w:spacing w:after="40"/>
+            </w:pPr>
+            <w:r>
+              <w:rPr>
+                <w:sz w:val="19"/>
+              </w:rPr>
+              <w:t>Defectos</w:t>
+            </w:r>
+          </w:p>
+        </w:tc>
+        <w:tc>
+          <w:tcPr>
+            <w:tcW w:type="dxa" w:w="6480"/>
+          </w:tcPr>
+          <w:p>
+            <w:pPr>
+              <w:spacing w:after="40"/>
+            </w:pPr>
+            <w:r>
+              <w:rPr>
+                <w:sz w:val="19"/>
+              </w:rPr>
+              <w:t>16 encontrados, 16 corregidos y verificados, 0 abiertos</w:t>
+            </w:r>
+          </w:p>
+        </w:tc>
+      </w:tr>
+      <w:tr>
+        <w:tc>
+          <w:tcPr>
+            <w:tcW w:type="dxa" w:w="3600"/>
+          </w:tcPr>
+          <w:p>
+            <w:pPr>
+              <w:spacing w:after="40"/>
+            </w:pPr>
+            <w:r>
+              <w:rPr>
+                <w:sz w:val="19"/>
+              </w:rPr>
               <w:t>Riesgos abiertos</w:t>
             </w:r>
           </w:p>
@@ -5687,13 +7749,18 @@
               <w:rPr>
                 <w:sz w:val="19"/>
               </w:rPr>
-              <w:t>R-1 (password Postgres) y R-2 (DNS del LXC) — ambos de baja urgencia inmediata, ver §8</w:t>
+              <w:t>R-1, R-2, R-5, R-7, R-8, R-9 — ninguno bloqueante; ver §8 para detalle y prioridad sugerida</w:t>
             </w:r>
           </w:p>
         </w:tc>
       </w:tr>
     </w:tbl>
     <w:p/>
+    <w:p>
+      <w:r>
+        <w:t>Recomendación de seguimiento post-cierre (no bloqueante): rotar la contraseña de Postgres (R-1) ahora que la API es pública, y evaluar el hardening backlog #13 (autorización fresca antes de escrituras irreversibles) si el volumen de licencias/administradores crece significativamente.</w:t>
+      </w:r>
+    </w:p>
     <w:p>
       <w:r>
         <w:br w:type="page"/>
@@ -5784,7 +7851,7 @@
               <w:rPr>
                 <w:sz w:val="19"/>
               </w:rPr>
-              <w:t>Documento de diseño formal producido por el Arquitecto (plugin "The Architect"): visión, alcance, non-goals, stack, epics y tareas.</w:t>
+              <w:t>Documento de diseño formal producido por el Arquitecto: visión, alcance, non-goals, stack, epics y tareas.</w:t>
             </w:r>
           </w:p>
         </w:tc>
@@ -5938,7 +8005,7 @@
               <w:rPr>
                 <w:sz w:val="19"/>
               </w:rPr>
-              <w:t>AuditLogEntry</w:t>
+              <w:t>ReviewDeadlineUtc / período de gracia</w:t>
             </w:r>
           </w:p>
         </w:tc>
@@ -5954,7 +8021,7 @@
               <w:rPr>
                 <w:sz w:val="19"/>
               </w:rPr>
-              <w:t>Registro inmutable de toda acción administrativa que muta datos, con el email real del actor.</w:t>
+              <w:t>Ventana de 15 días tras la cual una activación PendingReview sin resolver se bloquea (Locked/REVIEW_GRACE_ENDED) en el próximo checkin.</w:t>
             </w:r>
           </w:p>
         </w:tc>
@@ -5972,7 +8039,7 @@
               <w:rPr>
                 <w:sz w:val="19"/>
               </w:rPr>
-              <w:t>AuthPolicies</w:t>
+              <w:t>MaxActivationsReached</w:t>
             </w:r>
           </w:p>
         </w:tc>
@@ -5988,7 +8055,7 @@
               <w:rPr>
                 <w:sz w:val="19"/>
               </w:rPr>
-              <w:t>Las 4 políticas de autorización nombradas: ViewerAccess, ReviewAccess, IssueAccess, AdminUserAccess.</w:t>
+              <w:t>Rechazo duro (409) cuando una licencia ya tiene tantas activaciones Approved como su límite; no crea ninguna fila nueva.</w:t>
             </w:r>
           </w:p>
         </w:tc>
@@ -6006,6 +8073,74 @@
               <w:rPr>
                 <w:sz w:val="19"/>
               </w:rPr>
+              <w:t>AuditLogEntry</w:t>
+            </w:r>
+          </w:p>
+        </w:tc>
+        <w:tc>
+          <w:tcPr>
+            <w:tcW w:type="dxa" w:w="7488"/>
+          </w:tcPr>
+          <w:p>
+            <w:pPr>
+              <w:spacing w:after="40"/>
+            </w:pPr>
+            <w:r>
+              <w:rPr>
+                <w:sz w:val="19"/>
+              </w:rPr>
+              <w:t>Registro inmutable de toda acción administrativa que muta datos, con el email real del actor.</w:t>
+            </w:r>
+          </w:p>
+        </w:tc>
+      </w:tr>
+      <w:tr>
+        <w:tc>
+          <w:tcPr>
+            <w:tcW w:type="dxa" w:w="2592"/>
+          </w:tcPr>
+          <w:p>
+            <w:pPr>
+              <w:spacing w:after="40"/>
+            </w:pPr>
+            <w:r>
+              <w:rPr>
+                <w:sz w:val="19"/>
+              </w:rPr>
+              <w:t>AuthPolicies</w:t>
+            </w:r>
+          </w:p>
+        </w:tc>
+        <w:tc>
+          <w:tcPr>
+            <w:tcW w:type="dxa" w:w="7488"/>
+          </w:tcPr>
+          <w:p>
+            <w:pPr>
+              <w:spacing w:after="40"/>
+            </w:pPr>
+            <w:r>
+              <w:rPr>
+                <w:sz w:val="19"/>
+              </w:rPr>
+              <w:t>Las 4 políticas de autorización nombradas: ViewerAccess, ReviewAccess, IssueAccess, AdminUserAccess.</w:t>
+            </w:r>
+          </w:p>
+        </w:tc>
+      </w:tr>
+      <w:tr>
+        <w:tc>
+          <w:tcPr>
+            <w:tcW w:type="dxa" w:w="2592"/>
+          </w:tcPr>
+          <w:p>
+            <w:pPr>
+              <w:spacing w:after="40"/>
+            </w:pPr>
+            <w:r>
+              <w:rPr>
+                <w:sz w:val="19"/>
+              </w:rPr>
               <w:t>FallbackPolicy</w:t>
             </w:r>
           </w:p>
@@ -6023,6 +8158,108 @@
                 <w:sz w:val="19"/>
               </w:rPr>
               <w:t>Política de ASP.NET Core que exige sesión autenticada en cualquier endpoint sin [Authorize]/[AllowAnonymous] explícito.</w:t>
+            </w:r>
+          </w:p>
+        </w:tc>
+      </w:tr>
+      <w:tr>
+        <w:tc>
+          <w:tcPr>
+            <w:tcW w:type="dxa" w:w="2592"/>
+          </w:tcPr>
+          <w:p>
+            <w:pPr>
+              <w:spacing w:after="40"/>
+            </w:pPr>
+            <w:r>
+              <w:rPr>
+                <w:sz w:val="19"/>
+              </w:rPr>
+              <w:t>Cloudflare Tunnel</w:t>
+            </w:r>
+          </w:p>
+        </w:tc>
+        <w:tc>
+          <w:tcPr>
+            <w:tcW w:type="dxa" w:w="7488"/>
+          </w:tcPr>
+          <w:p>
+            <w:pPr>
+              <w:spacing w:after="40"/>
+            </w:pPr>
+            <w:r>
+              <w:rPr>
+                <w:sz w:val="19"/>
+              </w:rPr>
+              <w:t>cloudflared corriendo en un host de la LAN (proxy-cf) que expone servicios internos a internet sin abrir puertos ni exponer IPs públicas, gestionado desde el dashboard de Cloudflare.</w:t>
+            </w:r>
+          </w:p>
+        </w:tc>
+      </w:tr>
+      <w:tr>
+        <w:tc>
+          <w:tcPr>
+            <w:tcW w:type="dxa" w:w="2592"/>
+          </w:tcPr>
+          <w:p>
+            <w:pPr>
+              <w:spacing w:after="40"/>
+            </w:pPr>
+            <w:r>
+              <w:rPr>
+                <w:sz w:val="19"/>
+              </w:rPr>
+              <w:t>Cloudflare Origin CA Certificate</w:t>
+            </w:r>
+          </w:p>
+        </w:tc>
+        <w:tc>
+          <w:tcPr>
+            <w:tcW w:type="dxa" w:w="7488"/>
+          </w:tcPr>
+          <w:p>
+            <w:pPr>
+              <w:spacing w:after="40"/>
+            </w:pPr>
+            <w:r>
+              <w:rPr>
+                <w:sz w:val="19"/>
+              </w:rPr>
+              <w:t>Certificado emitido por Cloudflare específicamente para el tramo Cloudflare↔origen (no para el navegador↔Cloudflare, que usa el certificado de borde de Cloudflare por separado).</w:t>
+            </w:r>
+          </w:p>
+        </w:tc>
+      </w:tr>
+      <w:tr>
+        <w:tc>
+          <w:tcPr>
+            <w:tcW w:type="dxa" w:w="2592"/>
+          </w:tcPr>
+          <w:p>
+            <w:pPr>
+              <w:spacing w:after="40"/>
+            </w:pPr>
+            <w:r>
+              <w:rPr>
+                <w:sz w:val="19"/>
+              </w:rPr>
+              <w:t>ActivationHelloWorld</w:t>
+            </w:r>
+          </w:p>
+        </w:tc>
+        <w:tc>
+          <w:tcPr>
+            <w:tcW w:type="dxa" w:w="7488"/>
+          </w:tcPr>
+          <w:p>
+            <w:pPr>
+              <w:spacing w:after="40"/>
+            </w:pPr>
+            <w:r>
+              <w:rPr>
+                <w:sz w:val="19"/>
+              </w:rPr>
+              <w:t>Consola .NET Windows, versionada en el repo, que ejercita /api/activate y /api/checkin exactamente como un DLL cliente real — usada para probar el ciclo de vida completo contra producción.</w:t>
             </w:r>
           </w:p>
         </w:tc>
@@ -6139,7 +8376,7 @@
           <w:color w:val="555555"/>
           <w:sz w:val="17"/>
         </w:rPr>
-        <w:t>Fuentes primarias de este documento: docs/blueprint/blueprint.md, docs/blueprint/epics/01-fundamentos.md, docs/blueprint/epics/02-auth-y-licencias.md, tasks.json (repo licensing-system); status/licensing-system.md, team/inbox-arq.md, team/inbox-dev.md, review/*.md (repo dev-team); y el historial de esta sesión de trabajo.</w:t>
+        <w:t>Fuentes primarias de este documento: docs/blueprint/blueprint.md, docs/blueprint/epics/01-fundamentos.md, docs/blueprint/epics/02-auth-y-licencias.md, docs/activation-dll-integration-reference.md, tasks.json (repo licensing-system); status/licensing-system.md, team/inbox-arq.md, team/inbox-dev.md, review/*.md (repo dev-team); y el historial completo de esta sesión de trabajo, incluida la verificación en vivo con ActivationHelloWorld y las pruebas contra producción vía curl/openssl.</w:t>
       </w:r>
     </w:p>
     <w:sectPr>
